--- a/Non Code Files/Sprint Plans.docx
+++ b/Non Code Files/Sprint Plans.docx
@@ -4,96 +4,12 @@
   <w:body>
     <w:p>
       <w:pPr>
-        <w:spacing w:after="0" w:line="240" w:lineRule="auto"/>
-        <w:rPr>
-          <w:rFonts w:ascii="Times New Roman" w:eastAsia="Times New Roman" w:hAnsi="Times New Roman" w:cs="Times New Roman"/>
-          <w:kern w:val="0"/>
-          <w:lang w:eastAsia="en-AU"/>
-          <w14:ligatures w14:val="none"/>
-        </w:rPr>
-      </w:pPr>
-      <w:r>
         <w:rPr>
           <w:rFonts w:ascii="Arial" w:eastAsia="Times New Roman" w:hAnsi="Arial" w:cs="Arial"/>
           <w:color w:val="000000"/>
           <w:kern w:val="0"/>
           <w:sz w:val="28"/>
           <w:szCs w:val="28"/>
-          <w:lang w:eastAsia="en-AU"/>
-          <w14:ligatures w14:val="none"/>
-        </w:rPr>
-        <w:t xml:space="preserve">The following page indicates the area of content each developer will be working on during the </w:t>
-      </w:r>
-      <w:proofErr w:type="gramStart"/>
-      <w:r>
-        <w:rPr>
-          <w:rFonts w:ascii="Arial" w:eastAsia="Times New Roman" w:hAnsi="Arial" w:cs="Arial"/>
-          <w:color w:val="000000"/>
-          <w:kern w:val="0"/>
-          <w:sz w:val="28"/>
-          <w:szCs w:val="28"/>
-          <w:lang w:eastAsia="en-AU"/>
-          <w14:ligatures w14:val="none"/>
-        </w:rPr>
-        <w:t>sprint</w:t>
-      </w:r>
-      <w:proofErr w:type="gramEnd"/>
-      <w:r>
-        <w:rPr>
-          <w:rFonts w:ascii="Arial" w:eastAsia="Times New Roman" w:hAnsi="Arial" w:cs="Arial"/>
-          <w:color w:val="000000"/>
-          <w:kern w:val="0"/>
-          <w:sz w:val="28"/>
-          <w:szCs w:val="28"/>
-          <w:lang w:eastAsia="en-AU"/>
-          <w14:ligatures w14:val="none"/>
-        </w:rPr>
-        <w:t xml:space="preserve"> but this only acts as a general </w:t>
-      </w:r>
-      <w:proofErr w:type="gramStart"/>
-      <w:r>
-        <w:rPr>
-          <w:rFonts w:ascii="Arial" w:eastAsia="Times New Roman" w:hAnsi="Arial" w:cs="Arial"/>
-          <w:color w:val="000000"/>
-          <w:kern w:val="0"/>
-          <w:sz w:val="28"/>
-          <w:szCs w:val="28"/>
-          <w:lang w:eastAsia="en-AU"/>
-          <w14:ligatures w14:val="none"/>
-        </w:rPr>
-        <w:t>idea</w:t>
-      </w:r>
-      <w:proofErr w:type="gramEnd"/>
-      <w:r>
-        <w:rPr>
-          <w:rFonts w:ascii="Arial" w:eastAsia="Times New Roman" w:hAnsi="Arial" w:cs="Arial"/>
-          <w:color w:val="000000"/>
-          <w:kern w:val="0"/>
-          <w:sz w:val="28"/>
-          <w:szCs w:val="28"/>
-          <w:lang w:eastAsia="en-AU"/>
-          <w14:ligatures w14:val="none"/>
-        </w:rPr>
-        <w:t xml:space="preserve"> and each developer will work on chosen user stories themselves.</w:t>
-      </w:r>
-    </w:p>
-    <w:p>
-      <w:pPr>
-        <w:spacing w:after="0" w:line="240" w:lineRule="auto"/>
-        <w:rPr>
-          <w:rFonts w:ascii="Times New Roman" w:eastAsia="Times New Roman" w:hAnsi="Times New Roman" w:cs="Times New Roman"/>
-          <w:kern w:val="0"/>
-          <w:lang w:eastAsia="en-AU"/>
-          <w14:ligatures w14:val="none"/>
-        </w:rPr>
-      </w:pPr>
-    </w:p>
-    <w:p>
-      <w:pPr>
-        <w:spacing w:after="0" w:line="240" w:lineRule="auto"/>
-        <w:rPr>
-          <w:rFonts w:ascii="Times New Roman" w:eastAsia="Times New Roman" w:hAnsi="Times New Roman" w:cs="Times New Roman"/>
-          <w:kern w:val="0"/>
           <w:lang w:eastAsia="en-AU"/>
           <w14:ligatures w14:val="none"/>
         </w:rPr>
@@ -115,14 +31,14 @@
       <w:pPr>
         <w:numPr>
           <w:ilvl w:val="0"/>
-          <w:numId w:val="6"/>
+          <w:numId w:val="13"/>
         </w:numPr>
-        <w:spacing w:after="0" w:line="240" w:lineRule="auto"/>
-        <w:textAlignment w:val="baseline"/>
-        <w:rPr>
-          <w:rFonts w:ascii="Arial" w:eastAsia="Times New Roman" w:hAnsi="Arial" w:cs="Arial"/>
-          <w:color w:val="000000"/>
-          <w:kern w:val="0"/>
+        <w:rPr>
+          <w:rFonts w:ascii="Arial" w:eastAsia="Times New Roman" w:hAnsi="Arial" w:cs="Arial"/>
+          <w:color w:val="000000"/>
+          <w:kern w:val="0"/>
+          <w:sz w:val="22"/>
+          <w:szCs w:val="22"/>
           <w:lang w:eastAsia="en-AU"/>
           <w14:ligatures w14:val="none"/>
         </w:rPr>
@@ -132,6 +48,8 @@
           <w:rFonts w:ascii="Arial" w:eastAsia="Times New Roman" w:hAnsi="Arial" w:cs="Arial"/>
           <w:color w:val="000000"/>
           <w:kern w:val="0"/>
+          <w:sz w:val="22"/>
+          <w:szCs w:val="22"/>
           <w:lang w:eastAsia="en-AU"/>
           <w14:ligatures w14:val="none"/>
         </w:rPr>
@@ -142,14 +60,14 @@
       <w:pPr>
         <w:numPr>
           <w:ilvl w:val="0"/>
-          <w:numId w:val="6"/>
+          <w:numId w:val="13"/>
         </w:numPr>
-        <w:spacing w:after="0" w:line="240" w:lineRule="auto"/>
-        <w:textAlignment w:val="baseline"/>
-        <w:rPr>
-          <w:rFonts w:ascii="Arial" w:eastAsia="Times New Roman" w:hAnsi="Arial" w:cs="Arial"/>
-          <w:color w:val="000000"/>
-          <w:kern w:val="0"/>
+        <w:rPr>
+          <w:rFonts w:ascii="Arial" w:eastAsia="Times New Roman" w:hAnsi="Arial" w:cs="Arial"/>
+          <w:color w:val="000000"/>
+          <w:kern w:val="0"/>
+          <w:sz w:val="22"/>
+          <w:szCs w:val="22"/>
           <w:lang w:eastAsia="en-AU"/>
           <w14:ligatures w14:val="none"/>
         </w:rPr>
@@ -159,6 +77,8 @@
           <w:rFonts w:ascii="Arial" w:eastAsia="Times New Roman" w:hAnsi="Arial" w:cs="Arial"/>
           <w:color w:val="000000"/>
           <w:kern w:val="0"/>
+          <w:sz w:val="22"/>
+          <w:szCs w:val="22"/>
           <w:lang w:eastAsia="en-AU"/>
           <w14:ligatures w14:val="none"/>
         </w:rPr>
@@ -170,6 +90,8 @@
           <w:rFonts w:ascii="Arial" w:eastAsia="Times New Roman" w:hAnsi="Arial" w:cs="Arial"/>
           <w:color w:val="000000"/>
           <w:kern w:val="0"/>
+          <w:sz w:val="22"/>
+          <w:szCs w:val="22"/>
           <w:lang w:eastAsia="en-AU"/>
           <w14:ligatures w14:val="none"/>
         </w:rPr>
@@ -181,6 +103,8 @@
           <w:rFonts w:ascii="Arial" w:eastAsia="Times New Roman" w:hAnsi="Arial" w:cs="Arial"/>
           <w:color w:val="000000"/>
           <w:kern w:val="0"/>
+          <w:sz w:val="22"/>
+          <w:szCs w:val="22"/>
           <w:lang w:eastAsia="en-AU"/>
           <w14:ligatures w14:val="none"/>
         </w:rPr>
@@ -191,14 +115,14 @@
       <w:pPr>
         <w:numPr>
           <w:ilvl w:val="0"/>
-          <w:numId w:val="6"/>
+          <w:numId w:val="13"/>
         </w:numPr>
-        <w:spacing w:after="0" w:line="240" w:lineRule="auto"/>
-        <w:textAlignment w:val="baseline"/>
-        <w:rPr>
-          <w:rFonts w:ascii="Arial" w:eastAsia="Times New Roman" w:hAnsi="Arial" w:cs="Arial"/>
-          <w:color w:val="000000"/>
-          <w:kern w:val="0"/>
+        <w:rPr>
+          <w:rFonts w:ascii="Arial" w:eastAsia="Times New Roman" w:hAnsi="Arial" w:cs="Arial"/>
+          <w:color w:val="000000"/>
+          <w:kern w:val="0"/>
+          <w:sz w:val="22"/>
+          <w:szCs w:val="22"/>
           <w:lang w:eastAsia="en-AU"/>
           <w14:ligatures w14:val="none"/>
         </w:rPr>
@@ -208,6 +132,8 @@
           <w:rFonts w:ascii="Arial" w:eastAsia="Times New Roman" w:hAnsi="Arial" w:cs="Arial"/>
           <w:color w:val="000000"/>
           <w:kern w:val="0"/>
+          <w:sz w:val="22"/>
+          <w:szCs w:val="22"/>
           <w:lang w:eastAsia="en-AU"/>
           <w14:ligatures w14:val="none"/>
         </w:rPr>
@@ -216,10 +142,12 @@
     </w:p>
     <w:p>
       <w:pPr>
-        <w:spacing w:after="0" w:line="240" w:lineRule="auto"/>
-        <w:rPr>
-          <w:rFonts w:ascii="Times New Roman" w:eastAsia="Times New Roman" w:hAnsi="Times New Roman" w:cs="Times New Roman"/>
-          <w:kern w:val="0"/>
+        <w:rPr>
+          <w:rFonts w:ascii="Arial" w:eastAsia="Times New Roman" w:hAnsi="Arial" w:cs="Arial"/>
+          <w:color w:val="000000"/>
+          <w:kern w:val="0"/>
+          <w:sz w:val="28"/>
+          <w:szCs w:val="28"/>
           <w:lang w:eastAsia="en-AU"/>
           <w14:ligatures w14:val="none"/>
         </w:rPr>
@@ -241,14 +169,14 @@
       <w:pPr>
         <w:numPr>
           <w:ilvl w:val="0"/>
-          <w:numId w:val="7"/>
+          <w:numId w:val="14"/>
         </w:numPr>
-        <w:spacing w:after="0" w:line="240" w:lineRule="auto"/>
-        <w:textAlignment w:val="baseline"/>
-        <w:rPr>
-          <w:rFonts w:ascii="Arial" w:eastAsia="Times New Roman" w:hAnsi="Arial" w:cs="Arial"/>
-          <w:color w:val="000000"/>
-          <w:kern w:val="0"/>
+        <w:rPr>
+          <w:rFonts w:ascii="Arial" w:eastAsia="Times New Roman" w:hAnsi="Arial" w:cs="Arial"/>
+          <w:color w:val="000000"/>
+          <w:kern w:val="0"/>
+          <w:sz w:val="22"/>
+          <w:szCs w:val="22"/>
           <w:lang w:eastAsia="en-AU"/>
           <w14:ligatures w14:val="none"/>
         </w:rPr>
@@ -258,6 +186,8 @@
           <w:rFonts w:ascii="Arial" w:eastAsia="Times New Roman" w:hAnsi="Arial" w:cs="Arial"/>
           <w:color w:val="000000"/>
           <w:kern w:val="0"/>
+          <w:sz w:val="22"/>
+          <w:szCs w:val="22"/>
           <w:lang w:eastAsia="en-AU"/>
           <w14:ligatures w14:val="none"/>
         </w:rPr>
@@ -268,14 +198,14 @@
       <w:pPr>
         <w:numPr>
           <w:ilvl w:val="0"/>
-          <w:numId w:val="7"/>
+          <w:numId w:val="14"/>
         </w:numPr>
-        <w:spacing w:after="0" w:line="240" w:lineRule="auto"/>
-        <w:textAlignment w:val="baseline"/>
-        <w:rPr>
-          <w:rFonts w:ascii="Arial" w:eastAsia="Times New Roman" w:hAnsi="Arial" w:cs="Arial"/>
-          <w:color w:val="000000"/>
-          <w:kern w:val="0"/>
+        <w:rPr>
+          <w:rFonts w:ascii="Arial" w:eastAsia="Times New Roman" w:hAnsi="Arial" w:cs="Arial"/>
+          <w:color w:val="000000"/>
+          <w:kern w:val="0"/>
+          <w:sz w:val="22"/>
+          <w:szCs w:val="22"/>
           <w:lang w:eastAsia="en-AU"/>
           <w14:ligatures w14:val="none"/>
         </w:rPr>
@@ -285,6 +215,8 @@
           <w:rFonts w:ascii="Arial" w:eastAsia="Times New Roman" w:hAnsi="Arial" w:cs="Arial"/>
           <w:color w:val="000000"/>
           <w:kern w:val="0"/>
+          <w:sz w:val="22"/>
+          <w:szCs w:val="22"/>
           <w:lang w:eastAsia="en-AU"/>
           <w14:ligatures w14:val="none"/>
         </w:rPr>
@@ -295,14 +227,14 @@
       <w:pPr>
         <w:numPr>
           <w:ilvl w:val="0"/>
-          <w:numId w:val="7"/>
+          <w:numId w:val="14"/>
         </w:numPr>
-        <w:spacing w:after="0" w:line="240" w:lineRule="auto"/>
-        <w:textAlignment w:val="baseline"/>
-        <w:rPr>
-          <w:rFonts w:ascii="Arial" w:eastAsia="Times New Roman" w:hAnsi="Arial" w:cs="Arial"/>
-          <w:color w:val="000000"/>
-          <w:kern w:val="0"/>
+        <w:rPr>
+          <w:rFonts w:ascii="Arial" w:eastAsia="Times New Roman" w:hAnsi="Arial" w:cs="Arial"/>
+          <w:color w:val="000000"/>
+          <w:kern w:val="0"/>
+          <w:sz w:val="22"/>
+          <w:szCs w:val="22"/>
           <w:lang w:eastAsia="en-AU"/>
           <w14:ligatures w14:val="none"/>
         </w:rPr>
@@ -312,6 +244,8 @@
           <w:rFonts w:ascii="Arial" w:eastAsia="Times New Roman" w:hAnsi="Arial" w:cs="Arial"/>
           <w:color w:val="000000"/>
           <w:kern w:val="0"/>
+          <w:sz w:val="22"/>
+          <w:szCs w:val="22"/>
           <w:lang w:eastAsia="en-AU"/>
           <w14:ligatures w14:val="none"/>
         </w:rPr>
@@ -323,6 +257,8 @@
           <w:rFonts w:ascii="Arial" w:eastAsia="Times New Roman" w:hAnsi="Arial" w:cs="Arial"/>
           <w:color w:val="000000"/>
           <w:kern w:val="0"/>
+          <w:sz w:val="22"/>
+          <w:szCs w:val="22"/>
           <w:lang w:eastAsia="en-AU"/>
           <w14:ligatures w14:val="none"/>
         </w:rPr>
@@ -334,6 +270,8 @@
           <w:rFonts w:ascii="Arial" w:eastAsia="Times New Roman" w:hAnsi="Arial" w:cs="Arial"/>
           <w:color w:val="000000"/>
           <w:kern w:val="0"/>
+          <w:sz w:val="22"/>
+          <w:szCs w:val="22"/>
           <w:lang w:eastAsia="en-AU"/>
           <w14:ligatures w14:val="none"/>
         </w:rPr>
@@ -342,10 +280,12 @@
     </w:p>
     <w:p>
       <w:pPr>
-        <w:spacing w:after="0" w:line="240" w:lineRule="auto"/>
-        <w:rPr>
-          <w:rFonts w:ascii="Times New Roman" w:eastAsia="Times New Roman" w:hAnsi="Times New Roman" w:cs="Times New Roman"/>
-          <w:kern w:val="0"/>
+        <w:rPr>
+          <w:rFonts w:ascii="Arial" w:eastAsia="Times New Roman" w:hAnsi="Arial" w:cs="Arial"/>
+          <w:color w:val="000000"/>
+          <w:kern w:val="0"/>
+          <w:sz w:val="28"/>
+          <w:szCs w:val="28"/>
           <w:lang w:eastAsia="en-AU"/>
           <w14:ligatures w14:val="none"/>
         </w:rPr>
@@ -367,14 +307,14 @@
       <w:pPr>
         <w:numPr>
           <w:ilvl w:val="0"/>
-          <w:numId w:val="8"/>
+          <w:numId w:val="15"/>
         </w:numPr>
-        <w:spacing w:after="0" w:line="240" w:lineRule="auto"/>
-        <w:textAlignment w:val="baseline"/>
-        <w:rPr>
-          <w:rFonts w:ascii="Arial" w:eastAsia="Times New Roman" w:hAnsi="Arial" w:cs="Arial"/>
-          <w:color w:val="000000"/>
-          <w:kern w:val="0"/>
+        <w:rPr>
+          <w:rFonts w:ascii="Arial" w:eastAsia="Times New Roman" w:hAnsi="Arial" w:cs="Arial"/>
+          <w:color w:val="000000"/>
+          <w:kern w:val="0"/>
+          <w:sz w:val="22"/>
+          <w:szCs w:val="22"/>
           <w:lang w:eastAsia="en-AU"/>
           <w14:ligatures w14:val="none"/>
         </w:rPr>
@@ -384,6 +324,8 @@
           <w:rFonts w:ascii="Arial" w:eastAsia="Times New Roman" w:hAnsi="Arial" w:cs="Arial"/>
           <w:color w:val="000000"/>
           <w:kern w:val="0"/>
+          <w:sz w:val="22"/>
+          <w:szCs w:val="22"/>
           <w:lang w:eastAsia="en-AU"/>
           <w14:ligatures w14:val="none"/>
         </w:rPr>
@@ -394,14 +336,14 @@
       <w:pPr>
         <w:numPr>
           <w:ilvl w:val="0"/>
-          <w:numId w:val="8"/>
+          <w:numId w:val="15"/>
         </w:numPr>
-        <w:spacing w:after="0" w:line="240" w:lineRule="auto"/>
-        <w:textAlignment w:val="baseline"/>
-        <w:rPr>
-          <w:rFonts w:ascii="Arial" w:eastAsia="Times New Roman" w:hAnsi="Arial" w:cs="Arial"/>
-          <w:color w:val="000000"/>
-          <w:kern w:val="0"/>
+        <w:rPr>
+          <w:rFonts w:ascii="Arial" w:eastAsia="Times New Roman" w:hAnsi="Arial" w:cs="Arial"/>
+          <w:color w:val="000000"/>
+          <w:kern w:val="0"/>
+          <w:sz w:val="22"/>
+          <w:szCs w:val="22"/>
           <w:lang w:eastAsia="en-AU"/>
           <w14:ligatures w14:val="none"/>
         </w:rPr>
@@ -411,6 +353,8 @@
           <w:rFonts w:ascii="Arial" w:eastAsia="Times New Roman" w:hAnsi="Arial" w:cs="Arial"/>
           <w:color w:val="000000"/>
           <w:kern w:val="0"/>
+          <w:sz w:val="22"/>
+          <w:szCs w:val="22"/>
           <w:lang w:eastAsia="en-AU"/>
           <w14:ligatures w14:val="none"/>
         </w:rPr>
@@ -419,10 +363,12 @@
     </w:p>
     <w:p>
       <w:pPr>
-        <w:spacing w:after="0" w:line="240" w:lineRule="auto"/>
-        <w:rPr>
-          <w:rFonts w:ascii="Times New Roman" w:eastAsia="Times New Roman" w:hAnsi="Times New Roman" w:cs="Times New Roman"/>
-          <w:kern w:val="0"/>
+        <w:rPr>
+          <w:rFonts w:ascii="Arial" w:eastAsia="Times New Roman" w:hAnsi="Arial" w:cs="Arial"/>
+          <w:color w:val="000000"/>
+          <w:kern w:val="0"/>
+          <w:sz w:val="28"/>
+          <w:szCs w:val="28"/>
           <w:lang w:eastAsia="en-AU"/>
           <w14:ligatures w14:val="none"/>
         </w:rPr>
@@ -444,14 +390,14 @@
       <w:pPr>
         <w:numPr>
           <w:ilvl w:val="0"/>
-          <w:numId w:val="9"/>
+          <w:numId w:val="16"/>
         </w:numPr>
-        <w:spacing w:before="60" w:after="0" w:line="240" w:lineRule="auto"/>
-        <w:textAlignment w:val="baseline"/>
-        <w:rPr>
-          <w:rFonts w:ascii="Arial" w:eastAsia="Times New Roman" w:hAnsi="Arial" w:cs="Arial"/>
-          <w:color w:val="000000"/>
-          <w:kern w:val="0"/>
+        <w:rPr>
+          <w:rFonts w:ascii="Arial" w:eastAsia="Times New Roman" w:hAnsi="Arial" w:cs="Arial"/>
+          <w:color w:val="000000"/>
+          <w:kern w:val="0"/>
+          <w:sz w:val="22"/>
+          <w:szCs w:val="22"/>
           <w:lang w:eastAsia="en-AU"/>
           <w14:ligatures w14:val="none"/>
         </w:rPr>
@@ -461,6 +407,8 @@
           <w:rFonts w:ascii="Arial" w:eastAsia="Times New Roman" w:hAnsi="Arial" w:cs="Arial"/>
           <w:color w:val="000000"/>
           <w:kern w:val="0"/>
+          <w:sz w:val="22"/>
+          <w:szCs w:val="22"/>
           <w:lang w:eastAsia="en-AU"/>
           <w14:ligatures w14:val="none"/>
         </w:rPr>
@@ -471,14 +419,14 @@
       <w:pPr>
         <w:numPr>
           <w:ilvl w:val="0"/>
-          <w:numId w:val="9"/>
+          <w:numId w:val="16"/>
         </w:numPr>
-        <w:spacing w:after="0" w:line="240" w:lineRule="auto"/>
-        <w:textAlignment w:val="baseline"/>
-        <w:rPr>
-          <w:rFonts w:ascii="Arial" w:eastAsia="Times New Roman" w:hAnsi="Arial" w:cs="Arial"/>
-          <w:color w:val="000000"/>
-          <w:kern w:val="0"/>
+        <w:rPr>
+          <w:rFonts w:ascii="Arial" w:eastAsia="Times New Roman" w:hAnsi="Arial" w:cs="Arial"/>
+          <w:color w:val="000000"/>
+          <w:kern w:val="0"/>
+          <w:sz w:val="22"/>
+          <w:szCs w:val="22"/>
           <w:lang w:eastAsia="en-AU"/>
           <w14:ligatures w14:val="none"/>
         </w:rPr>
@@ -488,6 +436,8 @@
           <w:rFonts w:ascii="Arial" w:eastAsia="Times New Roman" w:hAnsi="Arial" w:cs="Arial"/>
           <w:color w:val="000000"/>
           <w:kern w:val="0"/>
+          <w:sz w:val="22"/>
+          <w:szCs w:val="22"/>
           <w:lang w:eastAsia="en-AU"/>
           <w14:ligatures w14:val="none"/>
         </w:rPr>
@@ -498,14 +448,14 @@
       <w:pPr>
         <w:numPr>
           <w:ilvl w:val="0"/>
-          <w:numId w:val="9"/>
+          <w:numId w:val="16"/>
         </w:numPr>
-        <w:spacing w:after="0" w:line="240" w:lineRule="auto"/>
-        <w:textAlignment w:val="baseline"/>
-        <w:rPr>
-          <w:rFonts w:ascii="Arial" w:eastAsia="Times New Roman" w:hAnsi="Arial" w:cs="Arial"/>
-          <w:color w:val="000000"/>
-          <w:kern w:val="0"/>
+        <w:rPr>
+          <w:rFonts w:ascii="Arial" w:eastAsia="Times New Roman" w:hAnsi="Arial" w:cs="Arial"/>
+          <w:color w:val="000000"/>
+          <w:kern w:val="0"/>
+          <w:sz w:val="22"/>
+          <w:szCs w:val="22"/>
           <w:lang w:eastAsia="en-AU"/>
           <w14:ligatures w14:val="none"/>
         </w:rPr>
@@ -515,6 +465,8 @@
           <w:rFonts w:ascii="Arial" w:eastAsia="Times New Roman" w:hAnsi="Arial" w:cs="Arial"/>
           <w:color w:val="000000"/>
           <w:kern w:val="0"/>
+          <w:sz w:val="22"/>
+          <w:szCs w:val="22"/>
           <w:lang w:eastAsia="en-AU"/>
           <w14:ligatures w14:val="none"/>
         </w:rPr>
@@ -525,14 +477,14 @@
       <w:pPr>
         <w:numPr>
           <w:ilvl w:val="0"/>
-          <w:numId w:val="9"/>
+          <w:numId w:val="16"/>
         </w:numPr>
-        <w:spacing w:after="0" w:line="240" w:lineRule="auto"/>
-        <w:textAlignment w:val="baseline"/>
-        <w:rPr>
-          <w:rFonts w:ascii="Arial" w:eastAsia="Times New Roman" w:hAnsi="Arial" w:cs="Arial"/>
-          <w:color w:val="000000"/>
-          <w:kern w:val="0"/>
+        <w:rPr>
+          <w:rFonts w:ascii="Arial" w:eastAsia="Times New Roman" w:hAnsi="Arial" w:cs="Arial"/>
+          <w:color w:val="000000"/>
+          <w:kern w:val="0"/>
+          <w:sz w:val="22"/>
+          <w:szCs w:val="22"/>
           <w:lang w:eastAsia="en-AU"/>
           <w14:ligatures w14:val="none"/>
         </w:rPr>
@@ -542,6 +494,8 @@
           <w:rFonts w:ascii="Arial" w:eastAsia="Times New Roman" w:hAnsi="Arial" w:cs="Arial"/>
           <w:color w:val="000000"/>
           <w:kern w:val="0"/>
+          <w:sz w:val="22"/>
+          <w:szCs w:val="22"/>
           <w:lang w:eastAsia="en-AU"/>
           <w14:ligatures w14:val="none"/>
         </w:rPr>
@@ -552,14 +506,14 @@
       <w:pPr>
         <w:numPr>
           <w:ilvl w:val="0"/>
-          <w:numId w:val="10"/>
+          <w:numId w:val="17"/>
         </w:numPr>
-        <w:spacing w:after="0" w:line="240" w:lineRule="auto"/>
-        <w:textAlignment w:val="baseline"/>
-        <w:rPr>
-          <w:rFonts w:ascii="Arial" w:eastAsia="Times New Roman" w:hAnsi="Arial" w:cs="Arial"/>
-          <w:color w:val="000000"/>
-          <w:kern w:val="0"/>
+        <w:rPr>
+          <w:rFonts w:ascii="Arial" w:eastAsia="Times New Roman" w:hAnsi="Arial" w:cs="Arial"/>
+          <w:color w:val="000000"/>
+          <w:kern w:val="0"/>
+          <w:sz w:val="22"/>
+          <w:szCs w:val="22"/>
           <w:lang w:eastAsia="en-AU"/>
           <w14:ligatures w14:val="none"/>
         </w:rPr>
@@ -569,6 +523,8 @@
           <w:rFonts w:ascii="Arial" w:eastAsia="Times New Roman" w:hAnsi="Arial" w:cs="Arial"/>
           <w:color w:val="000000"/>
           <w:kern w:val="0"/>
+          <w:sz w:val="22"/>
+          <w:szCs w:val="22"/>
           <w:lang w:eastAsia="en-AU"/>
           <w14:ligatures w14:val="none"/>
         </w:rPr>
@@ -579,14 +535,14 @@
       <w:pPr>
         <w:numPr>
           <w:ilvl w:val="0"/>
-          <w:numId w:val="10"/>
+          <w:numId w:val="17"/>
         </w:numPr>
-        <w:spacing w:after="60" w:line="240" w:lineRule="auto"/>
-        <w:textAlignment w:val="baseline"/>
-        <w:rPr>
-          <w:rFonts w:ascii="Arial" w:eastAsia="Times New Roman" w:hAnsi="Arial" w:cs="Arial"/>
-          <w:color w:val="000000"/>
-          <w:kern w:val="0"/>
+        <w:rPr>
+          <w:rFonts w:ascii="Arial" w:eastAsia="Times New Roman" w:hAnsi="Arial" w:cs="Arial"/>
+          <w:color w:val="000000"/>
+          <w:kern w:val="0"/>
+          <w:sz w:val="22"/>
+          <w:szCs w:val="22"/>
           <w:lang w:eastAsia="en-AU"/>
           <w14:ligatures w14:val="none"/>
         </w:rPr>
@@ -596,6 +552,8 @@
           <w:rFonts w:ascii="Arial" w:eastAsia="Times New Roman" w:hAnsi="Arial" w:cs="Arial"/>
           <w:color w:val="000000"/>
           <w:kern w:val="0"/>
+          <w:sz w:val="22"/>
+          <w:szCs w:val="22"/>
           <w:lang w:eastAsia="en-AU"/>
           <w14:ligatures w14:val="none"/>
         </w:rPr>
@@ -604,10 +562,12 @@
     </w:p>
     <w:p>
       <w:pPr>
-        <w:spacing w:before="60" w:after="60" w:line="240" w:lineRule="auto"/>
-        <w:rPr>
-          <w:rFonts w:ascii="Times New Roman" w:eastAsia="Times New Roman" w:hAnsi="Times New Roman" w:cs="Times New Roman"/>
-          <w:kern w:val="0"/>
+        <w:rPr>
+          <w:rFonts w:ascii="Arial" w:eastAsia="Times New Roman" w:hAnsi="Arial" w:cs="Arial"/>
+          <w:color w:val="000000"/>
+          <w:kern w:val="0"/>
+          <w:sz w:val="28"/>
+          <w:szCs w:val="28"/>
           <w:lang w:eastAsia="en-AU"/>
           <w14:ligatures w14:val="none"/>
         </w:rPr>
@@ -629,14 +589,14 @@
       <w:pPr>
         <w:numPr>
           <w:ilvl w:val="0"/>
-          <w:numId w:val="11"/>
+          <w:numId w:val="18"/>
         </w:numPr>
-        <w:spacing w:before="60" w:after="0" w:line="240" w:lineRule="auto"/>
-        <w:textAlignment w:val="baseline"/>
-        <w:rPr>
-          <w:rFonts w:ascii="Arial" w:eastAsia="Times New Roman" w:hAnsi="Arial" w:cs="Arial"/>
-          <w:color w:val="000000"/>
-          <w:kern w:val="0"/>
+        <w:rPr>
+          <w:rFonts w:ascii="Arial" w:eastAsia="Times New Roman" w:hAnsi="Arial" w:cs="Arial"/>
+          <w:color w:val="000000"/>
+          <w:kern w:val="0"/>
+          <w:sz w:val="22"/>
+          <w:szCs w:val="22"/>
           <w:lang w:eastAsia="en-AU"/>
           <w14:ligatures w14:val="none"/>
         </w:rPr>
@@ -646,6 +606,8 @@
           <w:rFonts w:ascii="Arial" w:eastAsia="Times New Roman" w:hAnsi="Arial" w:cs="Arial"/>
           <w:color w:val="000000"/>
           <w:kern w:val="0"/>
+          <w:sz w:val="22"/>
+          <w:szCs w:val="22"/>
           <w:lang w:eastAsia="en-AU"/>
           <w14:ligatures w14:val="none"/>
         </w:rPr>
@@ -656,14 +618,14 @@
       <w:pPr>
         <w:numPr>
           <w:ilvl w:val="0"/>
-          <w:numId w:val="11"/>
+          <w:numId w:val="18"/>
         </w:numPr>
-        <w:spacing w:after="0" w:line="240" w:lineRule="auto"/>
-        <w:textAlignment w:val="baseline"/>
-        <w:rPr>
-          <w:rFonts w:ascii="Arial" w:eastAsia="Times New Roman" w:hAnsi="Arial" w:cs="Arial"/>
-          <w:color w:val="000000"/>
-          <w:kern w:val="0"/>
+        <w:rPr>
+          <w:rFonts w:ascii="Arial" w:eastAsia="Times New Roman" w:hAnsi="Arial" w:cs="Arial"/>
+          <w:color w:val="000000"/>
+          <w:kern w:val="0"/>
+          <w:sz w:val="22"/>
+          <w:szCs w:val="22"/>
           <w:lang w:eastAsia="en-AU"/>
           <w14:ligatures w14:val="none"/>
         </w:rPr>
@@ -673,6 +635,8 @@
           <w:rFonts w:ascii="Arial" w:eastAsia="Times New Roman" w:hAnsi="Arial" w:cs="Arial"/>
           <w:color w:val="000000"/>
           <w:kern w:val="0"/>
+          <w:sz w:val="22"/>
+          <w:szCs w:val="22"/>
           <w:lang w:eastAsia="en-AU"/>
           <w14:ligatures w14:val="none"/>
         </w:rPr>
@@ -684,6 +648,8 @@
           <w:rFonts w:ascii="Arial" w:eastAsia="Times New Roman" w:hAnsi="Arial" w:cs="Arial"/>
           <w:color w:val="000000"/>
           <w:kern w:val="0"/>
+          <w:sz w:val="22"/>
+          <w:szCs w:val="22"/>
           <w:lang w:eastAsia="en-AU"/>
           <w14:ligatures w14:val="none"/>
         </w:rPr>
@@ -695,6 +661,8 @@
           <w:rFonts w:ascii="Arial" w:eastAsia="Times New Roman" w:hAnsi="Arial" w:cs="Arial"/>
           <w:color w:val="000000"/>
           <w:kern w:val="0"/>
+          <w:sz w:val="22"/>
+          <w:szCs w:val="22"/>
           <w:lang w:eastAsia="en-AU"/>
           <w14:ligatures w14:val="none"/>
         </w:rPr>
@@ -706,6 +674,8 @@
           <w:rFonts w:ascii="Arial" w:eastAsia="Times New Roman" w:hAnsi="Arial" w:cs="Arial"/>
           <w:color w:val="000000"/>
           <w:kern w:val="0"/>
+          <w:sz w:val="22"/>
+          <w:szCs w:val="22"/>
           <w:lang w:eastAsia="en-AU"/>
           <w14:ligatures w14:val="none"/>
         </w:rPr>
@@ -717,14 +687,14 @@
       <w:pPr>
         <w:numPr>
           <w:ilvl w:val="0"/>
-          <w:numId w:val="11"/>
+          <w:numId w:val="18"/>
         </w:numPr>
-        <w:spacing w:after="0" w:line="240" w:lineRule="auto"/>
-        <w:textAlignment w:val="baseline"/>
-        <w:rPr>
-          <w:rFonts w:ascii="Arial" w:eastAsia="Times New Roman" w:hAnsi="Arial" w:cs="Arial"/>
-          <w:color w:val="000000"/>
-          <w:kern w:val="0"/>
+        <w:rPr>
+          <w:rFonts w:ascii="Arial" w:eastAsia="Times New Roman" w:hAnsi="Arial" w:cs="Arial"/>
+          <w:color w:val="000000"/>
+          <w:kern w:val="0"/>
+          <w:sz w:val="22"/>
+          <w:szCs w:val="22"/>
           <w:lang w:eastAsia="en-AU"/>
           <w14:ligatures w14:val="none"/>
         </w:rPr>
@@ -734,6 +704,8 @@
           <w:rFonts w:ascii="Arial" w:eastAsia="Times New Roman" w:hAnsi="Arial" w:cs="Arial"/>
           <w:color w:val="000000"/>
           <w:kern w:val="0"/>
+          <w:sz w:val="22"/>
+          <w:szCs w:val="22"/>
           <w:lang w:eastAsia="en-AU"/>
           <w14:ligatures w14:val="none"/>
         </w:rPr>
@@ -744,14 +716,14 @@
       <w:pPr>
         <w:numPr>
           <w:ilvl w:val="0"/>
-          <w:numId w:val="11"/>
+          <w:numId w:val="18"/>
         </w:numPr>
-        <w:spacing w:after="60" w:line="240" w:lineRule="auto"/>
-        <w:textAlignment w:val="baseline"/>
-        <w:rPr>
-          <w:rFonts w:ascii="Arial" w:eastAsia="Times New Roman" w:hAnsi="Arial" w:cs="Arial"/>
-          <w:color w:val="000000"/>
-          <w:kern w:val="0"/>
+        <w:rPr>
+          <w:rFonts w:ascii="Arial" w:eastAsia="Times New Roman" w:hAnsi="Arial" w:cs="Arial"/>
+          <w:color w:val="000000"/>
+          <w:kern w:val="0"/>
+          <w:sz w:val="22"/>
+          <w:szCs w:val="22"/>
           <w:lang w:eastAsia="en-AU"/>
           <w14:ligatures w14:val="none"/>
         </w:rPr>
@@ -761,6 +733,8 @@
           <w:rFonts w:ascii="Arial" w:eastAsia="Times New Roman" w:hAnsi="Arial" w:cs="Arial"/>
           <w:color w:val="000000"/>
           <w:kern w:val="0"/>
+          <w:sz w:val="22"/>
+          <w:szCs w:val="22"/>
           <w:lang w:eastAsia="en-AU"/>
           <w14:ligatures w14:val="none"/>
         </w:rPr>
@@ -769,10 +743,12 @@
     </w:p>
     <w:p>
       <w:pPr>
-        <w:spacing w:before="60" w:after="60" w:line="240" w:lineRule="auto"/>
-        <w:rPr>
-          <w:rFonts w:ascii="Times New Roman" w:eastAsia="Times New Roman" w:hAnsi="Times New Roman" w:cs="Times New Roman"/>
-          <w:kern w:val="0"/>
+        <w:rPr>
+          <w:rFonts w:ascii="Arial" w:eastAsia="Times New Roman" w:hAnsi="Arial" w:cs="Arial"/>
+          <w:color w:val="000000"/>
+          <w:kern w:val="0"/>
+          <w:sz w:val="28"/>
+          <w:szCs w:val="28"/>
           <w:lang w:eastAsia="en-AU"/>
           <w14:ligatures w14:val="none"/>
         </w:rPr>
@@ -794,14 +770,14 @@
       <w:pPr>
         <w:numPr>
           <w:ilvl w:val="0"/>
-          <w:numId w:val="12"/>
+          <w:numId w:val="19"/>
         </w:numPr>
-        <w:spacing w:before="60" w:after="0" w:line="240" w:lineRule="auto"/>
-        <w:textAlignment w:val="baseline"/>
-        <w:rPr>
-          <w:rFonts w:ascii="Arial" w:eastAsia="Times New Roman" w:hAnsi="Arial" w:cs="Arial"/>
-          <w:color w:val="000000"/>
-          <w:kern w:val="0"/>
+        <w:rPr>
+          <w:rFonts w:ascii="Arial" w:eastAsia="Times New Roman" w:hAnsi="Arial" w:cs="Arial"/>
+          <w:color w:val="000000"/>
+          <w:kern w:val="0"/>
+          <w:sz w:val="22"/>
+          <w:szCs w:val="22"/>
           <w:lang w:eastAsia="en-AU"/>
           <w14:ligatures w14:val="none"/>
         </w:rPr>
@@ -811,6 +787,8 @@
           <w:rFonts w:ascii="Arial" w:eastAsia="Times New Roman" w:hAnsi="Arial" w:cs="Arial"/>
           <w:color w:val="000000"/>
           <w:kern w:val="0"/>
+          <w:sz w:val="22"/>
+          <w:szCs w:val="22"/>
           <w:lang w:eastAsia="en-AU"/>
           <w14:ligatures w14:val="none"/>
         </w:rPr>
@@ -821,14 +799,14 @@
       <w:pPr>
         <w:numPr>
           <w:ilvl w:val="0"/>
-          <w:numId w:val="12"/>
+          <w:numId w:val="19"/>
         </w:numPr>
-        <w:spacing w:after="60" w:line="240" w:lineRule="auto"/>
-        <w:textAlignment w:val="baseline"/>
-        <w:rPr>
-          <w:rFonts w:ascii="Arial" w:eastAsia="Times New Roman" w:hAnsi="Arial" w:cs="Arial"/>
-          <w:color w:val="000000"/>
-          <w:kern w:val="0"/>
+        <w:rPr>
+          <w:rFonts w:ascii="Arial" w:eastAsia="Times New Roman" w:hAnsi="Arial" w:cs="Arial"/>
+          <w:color w:val="000000"/>
+          <w:kern w:val="0"/>
+          <w:sz w:val="22"/>
+          <w:szCs w:val="22"/>
           <w:lang w:eastAsia="en-AU"/>
           <w14:ligatures w14:val="none"/>
         </w:rPr>
@@ -838,11 +816,362 @@
           <w:rFonts w:ascii="Arial" w:eastAsia="Times New Roman" w:hAnsi="Arial" w:cs="Arial"/>
           <w:color w:val="000000"/>
           <w:kern w:val="0"/>
+          <w:sz w:val="22"/>
+          <w:szCs w:val="22"/>
           <w:lang w:eastAsia="en-AU"/>
           <w14:ligatures w14:val="none"/>
         </w:rPr>
         <w:t>Each person will refactor code and improve commenting </w:t>
       </w:r>
+    </w:p>
+    <w:p>
+      <w:pPr>
+        <w:rPr>
+          <w:rFonts w:ascii="Arial" w:eastAsia="Times New Roman" w:hAnsi="Arial" w:cs="Arial"/>
+          <w:color w:val="000000"/>
+          <w:kern w:val="0"/>
+          <w:sz w:val="28"/>
+          <w:szCs w:val="28"/>
+          <w:lang w:eastAsia="en-AU"/>
+          <w14:ligatures w14:val="none"/>
+        </w:rPr>
+      </w:pPr>
+      <w:r>
+        <w:rPr>
+          <w:rFonts w:ascii="Arial" w:eastAsia="Times New Roman" w:hAnsi="Arial" w:cs="Arial"/>
+          <w:color w:val="000000"/>
+          <w:kern w:val="0"/>
+          <w:sz w:val="28"/>
+          <w:szCs w:val="28"/>
+          <w:lang w:eastAsia="en-AU"/>
+          <w14:ligatures w14:val="none"/>
+        </w:rPr>
+        <w:t>Sprint week 11</w:t>
+      </w:r>
+    </w:p>
+    <w:p>
+      <w:pPr>
+        <w:numPr>
+          <w:ilvl w:val="0"/>
+          <w:numId w:val="20"/>
+        </w:numPr>
+        <w:rPr>
+          <w:rFonts w:ascii="Arial" w:eastAsia="Times New Roman" w:hAnsi="Arial" w:cs="Arial"/>
+          <w:color w:val="000000"/>
+          <w:kern w:val="0"/>
+          <w:sz w:val="22"/>
+          <w:szCs w:val="22"/>
+          <w:lang w:eastAsia="en-AU"/>
+          <w14:ligatures w14:val="none"/>
+        </w:rPr>
+      </w:pPr>
+      <w:r>
+        <w:rPr>
+          <w:rFonts w:ascii="Arial" w:eastAsia="Times New Roman" w:hAnsi="Arial" w:cs="Arial"/>
+          <w:color w:val="000000"/>
+          <w:kern w:val="0"/>
+          <w:sz w:val="22"/>
+          <w:szCs w:val="22"/>
+          <w:lang w:eastAsia="en-AU"/>
+          <w14:ligatures w14:val="none"/>
+        </w:rPr>
+        <w:t>Each developer will perform a user test on a different person</w:t>
+      </w:r>
+    </w:p>
+    <w:p>
+      <w:pPr>
+        <w:numPr>
+          <w:ilvl w:val="0"/>
+          <w:numId w:val="20"/>
+        </w:numPr>
+        <w:rPr>
+          <w:rFonts w:ascii="Arial" w:eastAsia="Times New Roman" w:hAnsi="Arial" w:cs="Arial"/>
+          <w:color w:val="000000"/>
+          <w:kern w:val="0"/>
+          <w:sz w:val="22"/>
+          <w:szCs w:val="22"/>
+          <w:lang w:eastAsia="en-AU"/>
+          <w14:ligatures w14:val="none"/>
+        </w:rPr>
+      </w:pPr>
+      <w:r>
+        <w:rPr>
+          <w:rFonts w:ascii="Arial" w:eastAsia="Times New Roman" w:hAnsi="Arial" w:cs="Arial"/>
+          <w:color w:val="000000"/>
+          <w:kern w:val="0"/>
+          <w:sz w:val="22"/>
+          <w:szCs w:val="22"/>
+          <w:lang w:eastAsia="en-AU"/>
+          <w14:ligatures w14:val="none"/>
+        </w:rPr>
+        <w:lastRenderedPageBreak/>
+        <w:t>End of sprint will combine results to determine what features should be added from user testing</w:t>
+      </w:r>
+    </w:p>
+    <w:p>
+      <w:pPr>
+        <w:rPr>
+          <w:rFonts w:ascii="Arial" w:eastAsia="Times New Roman" w:hAnsi="Arial" w:cs="Arial"/>
+          <w:color w:val="000000"/>
+          <w:kern w:val="0"/>
+          <w:sz w:val="28"/>
+          <w:szCs w:val="28"/>
+          <w:lang w:eastAsia="en-AU"/>
+          <w14:ligatures w14:val="none"/>
+        </w:rPr>
+      </w:pPr>
+      <w:r>
+        <w:rPr>
+          <w:rFonts w:ascii="Arial" w:eastAsia="Times New Roman" w:hAnsi="Arial" w:cs="Arial"/>
+          <w:color w:val="000000"/>
+          <w:kern w:val="0"/>
+          <w:sz w:val="28"/>
+          <w:szCs w:val="28"/>
+          <w:lang w:eastAsia="en-AU"/>
+          <w14:ligatures w14:val="none"/>
+        </w:rPr>
+        <w:t>Sprint week 12</w:t>
+      </w:r>
+    </w:p>
+    <w:p>
+      <w:pPr>
+        <w:numPr>
+          <w:ilvl w:val="0"/>
+          <w:numId w:val="21"/>
+        </w:numPr>
+        <w:rPr>
+          <w:rFonts w:ascii="Arial" w:eastAsia="Times New Roman" w:hAnsi="Arial" w:cs="Arial"/>
+          <w:color w:val="000000"/>
+          <w:kern w:val="0"/>
+          <w:sz w:val="22"/>
+          <w:szCs w:val="22"/>
+          <w:lang w:eastAsia="en-AU"/>
+          <w14:ligatures w14:val="none"/>
+        </w:rPr>
+      </w:pPr>
+      <w:r>
+        <w:rPr>
+          <w:rFonts w:ascii="Arial" w:eastAsia="Times New Roman" w:hAnsi="Arial" w:cs="Arial"/>
+          <w:color w:val="000000"/>
+          <w:kern w:val="0"/>
+          <w:sz w:val="22"/>
+          <w:szCs w:val="22"/>
+          <w:lang w:eastAsia="en-AU"/>
+          <w14:ligatures w14:val="none"/>
+        </w:rPr>
+        <w:t xml:space="preserve">Cambell: Script and </w:t>
+      </w:r>
+      <w:proofErr w:type="spellStart"/>
+      <w:r>
+        <w:rPr>
+          <w:rFonts w:ascii="Arial" w:eastAsia="Times New Roman" w:hAnsi="Arial" w:cs="Arial"/>
+          <w:color w:val="000000"/>
+          <w:kern w:val="0"/>
+          <w:sz w:val="22"/>
+          <w:szCs w:val="22"/>
+          <w:lang w:eastAsia="en-AU"/>
+          <w14:ligatures w14:val="none"/>
+        </w:rPr>
+        <w:t>Powerpoint</w:t>
+      </w:r>
+      <w:proofErr w:type="spellEnd"/>
+      <w:r>
+        <w:rPr>
+          <w:rFonts w:ascii="Arial" w:eastAsia="Times New Roman" w:hAnsi="Arial" w:cs="Arial"/>
+          <w:color w:val="000000"/>
+          <w:kern w:val="0"/>
+          <w:sz w:val="22"/>
+          <w:szCs w:val="22"/>
+          <w:lang w:eastAsia="en-AU"/>
+          <w14:ligatures w14:val="none"/>
+        </w:rPr>
+        <w:t xml:space="preserve"> slides and finish AI code </w:t>
+      </w:r>
+    </w:p>
+    <w:p>
+      <w:pPr>
+        <w:numPr>
+          <w:ilvl w:val="0"/>
+          <w:numId w:val="21"/>
+        </w:numPr>
+        <w:rPr>
+          <w:rFonts w:ascii="Arial" w:eastAsia="Times New Roman" w:hAnsi="Arial" w:cs="Arial"/>
+          <w:color w:val="000000"/>
+          <w:kern w:val="0"/>
+          <w:sz w:val="22"/>
+          <w:szCs w:val="22"/>
+          <w:lang w:eastAsia="en-AU"/>
+          <w14:ligatures w14:val="none"/>
+        </w:rPr>
+      </w:pPr>
+      <w:r>
+        <w:rPr>
+          <w:rFonts w:ascii="Arial" w:eastAsia="Times New Roman" w:hAnsi="Arial" w:cs="Arial"/>
+          <w:color w:val="000000"/>
+          <w:kern w:val="0"/>
+          <w:sz w:val="22"/>
+          <w:szCs w:val="22"/>
+          <w:lang w:eastAsia="en-AU"/>
+          <w14:ligatures w14:val="none"/>
+        </w:rPr>
+        <w:t xml:space="preserve">Sam Script and </w:t>
+      </w:r>
+      <w:proofErr w:type="spellStart"/>
+      <w:r>
+        <w:rPr>
+          <w:rFonts w:ascii="Arial" w:eastAsia="Times New Roman" w:hAnsi="Arial" w:cs="Arial"/>
+          <w:color w:val="000000"/>
+          <w:kern w:val="0"/>
+          <w:sz w:val="22"/>
+          <w:szCs w:val="22"/>
+          <w:lang w:eastAsia="en-AU"/>
+          <w14:ligatures w14:val="none"/>
+        </w:rPr>
+        <w:t>Powerpoint</w:t>
+      </w:r>
+      <w:proofErr w:type="spellEnd"/>
+      <w:r>
+        <w:rPr>
+          <w:rFonts w:ascii="Arial" w:eastAsia="Times New Roman" w:hAnsi="Arial" w:cs="Arial"/>
+          <w:color w:val="000000"/>
+          <w:kern w:val="0"/>
+          <w:sz w:val="22"/>
+          <w:szCs w:val="22"/>
+          <w:lang w:eastAsia="en-AU"/>
+          <w14:ligatures w14:val="none"/>
+        </w:rPr>
+        <w:t xml:space="preserve"> slides / ODM model pending</w:t>
+      </w:r>
+    </w:p>
+    <w:p>
+      <w:pPr>
+        <w:numPr>
+          <w:ilvl w:val="0"/>
+          <w:numId w:val="21"/>
+        </w:numPr>
+        <w:rPr>
+          <w:rFonts w:ascii="Arial" w:eastAsia="Times New Roman" w:hAnsi="Arial" w:cs="Arial"/>
+          <w:color w:val="000000"/>
+          <w:kern w:val="0"/>
+          <w:sz w:val="22"/>
+          <w:szCs w:val="22"/>
+          <w:lang w:eastAsia="en-AU"/>
+          <w14:ligatures w14:val="none"/>
+        </w:rPr>
+      </w:pPr>
+      <w:r>
+        <w:rPr>
+          <w:rFonts w:ascii="Arial" w:eastAsia="Times New Roman" w:hAnsi="Arial" w:cs="Arial"/>
+          <w:color w:val="000000"/>
+          <w:kern w:val="0"/>
+          <w:sz w:val="22"/>
+          <w:szCs w:val="22"/>
+          <w:lang w:eastAsia="en-AU"/>
+          <w14:ligatures w14:val="none"/>
+        </w:rPr>
+        <w:t>James PowerPoint and Script </w:t>
+      </w:r>
+    </w:p>
+    <w:p>
+      <w:pPr>
+        <w:numPr>
+          <w:ilvl w:val="0"/>
+          <w:numId w:val="21"/>
+        </w:numPr>
+        <w:rPr>
+          <w:rFonts w:ascii="Arial" w:eastAsia="Times New Roman" w:hAnsi="Arial" w:cs="Arial"/>
+          <w:color w:val="000000"/>
+          <w:kern w:val="0"/>
+          <w:sz w:val="22"/>
+          <w:szCs w:val="22"/>
+          <w:lang w:eastAsia="en-AU"/>
+          <w14:ligatures w14:val="none"/>
+        </w:rPr>
+      </w:pPr>
+      <w:r>
+        <w:rPr>
+          <w:rFonts w:ascii="Arial" w:eastAsia="Times New Roman" w:hAnsi="Arial" w:cs="Arial"/>
+          <w:color w:val="000000"/>
+          <w:kern w:val="0"/>
+          <w:sz w:val="22"/>
+          <w:szCs w:val="22"/>
+          <w:lang w:eastAsia="en-AU"/>
+          <w14:ligatures w14:val="none"/>
+        </w:rPr>
+        <w:t>Darien Add tool tips presentation slides and script</w:t>
+      </w:r>
+    </w:p>
+    <w:p>
+      <w:pPr>
+        <w:numPr>
+          <w:ilvl w:val="0"/>
+          <w:numId w:val="21"/>
+        </w:numPr>
+        <w:rPr>
+          <w:rFonts w:ascii="Arial" w:eastAsia="Times New Roman" w:hAnsi="Arial" w:cs="Arial"/>
+          <w:color w:val="000000"/>
+          <w:kern w:val="0"/>
+          <w:sz w:val="22"/>
+          <w:szCs w:val="22"/>
+          <w:lang w:eastAsia="en-AU"/>
+          <w14:ligatures w14:val="none"/>
+        </w:rPr>
+      </w:pPr>
+      <w:r>
+        <w:rPr>
+          <w:rFonts w:ascii="Arial" w:eastAsia="Times New Roman" w:hAnsi="Arial" w:cs="Arial"/>
+          <w:color w:val="000000"/>
+          <w:kern w:val="0"/>
+          <w:sz w:val="22"/>
+          <w:szCs w:val="22"/>
+          <w:lang w:eastAsia="en-AU"/>
+          <w14:ligatures w14:val="none"/>
+        </w:rPr>
+        <w:t>Ethan ODM Model and intro script</w:t>
+      </w:r>
+    </w:p>
+    <w:p>
+      <w:pPr>
+        <w:numPr>
+          <w:ilvl w:val="0"/>
+          <w:numId w:val="21"/>
+        </w:numPr>
+        <w:rPr>
+          <w:rFonts w:ascii="Arial" w:eastAsia="Times New Roman" w:hAnsi="Arial" w:cs="Arial"/>
+          <w:color w:val="000000"/>
+          <w:kern w:val="0"/>
+          <w:sz w:val="22"/>
+          <w:szCs w:val="22"/>
+          <w:lang w:eastAsia="en-AU"/>
+          <w14:ligatures w14:val="none"/>
+        </w:rPr>
+      </w:pPr>
+      <w:r>
+        <w:rPr>
+          <w:rFonts w:ascii="Arial" w:eastAsia="Times New Roman" w:hAnsi="Arial" w:cs="Arial"/>
+          <w:color w:val="000000"/>
+          <w:kern w:val="0"/>
+          <w:sz w:val="22"/>
+          <w:szCs w:val="22"/>
+          <w:lang w:eastAsia="en-AU"/>
+          <w14:ligatures w14:val="none"/>
+        </w:rPr>
+        <w:t xml:space="preserve">Jackson Script and </w:t>
+      </w:r>
+      <w:proofErr w:type="spellStart"/>
+      <w:r>
+        <w:rPr>
+          <w:rFonts w:ascii="Arial" w:eastAsia="Times New Roman" w:hAnsi="Arial" w:cs="Arial"/>
+          <w:color w:val="000000"/>
+          <w:kern w:val="0"/>
+          <w:sz w:val="22"/>
+          <w:szCs w:val="22"/>
+          <w:lang w:eastAsia="en-AU"/>
+          <w14:ligatures w14:val="none"/>
+        </w:rPr>
+        <w:t>Powerpoint</w:t>
+      </w:r>
+      <w:proofErr w:type="spellEnd"/>
     </w:p>
     <w:p/>
     <w:sectPr>
@@ -1007,6 +1336,751 @@
     </w:lvl>
   </w:abstractNum>
   <w:abstractNum w:abstractNumId="1" w15:restartNumberingAfterBreak="0">
+    <w:nsid w:val="19B441F0"/>
+    <w:multiLevelType w:val="multilevel"/>
+    <w:tmpl w:val="89727E2E"/>
+    <w:lvl w:ilvl="0">
+      <w:start w:val="1"/>
+      <w:numFmt w:val="bullet"/>
+      <w:lvlText w:val=""/>
+      <w:lvlJc w:val="left"/>
+      <w:pPr>
+        <w:tabs>
+          <w:tab w:val="num" w:pos="720"/>
+        </w:tabs>
+        <w:ind w:left="720" w:hanging="360"/>
+      </w:pPr>
+      <w:rPr>
+        <w:rFonts w:ascii="Symbol" w:hAnsi="Symbol" w:hint="default"/>
+        <w:sz w:val="20"/>
+      </w:rPr>
+    </w:lvl>
+    <w:lvl w:ilvl="1" w:tentative="1">
+      <w:start w:val="1"/>
+      <w:numFmt w:val="bullet"/>
+      <w:lvlText w:val="o"/>
+      <w:lvlJc w:val="left"/>
+      <w:pPr>
+        <w:tabs>
+          <w:tab w:val="num" w:pos="1440"/>
+        </w:tabs>
+        <w:ind w:left="1440" w:hanging="360"/>
+      </w:pPr>
+      <w:rPr>
+        <w:rFonts w:ascii="Courier New" w:hAnsi="Courier New" w:hint="default"/>
+        <w:sz w:val="20"/>
+      </w:rPr>
+    </w:lvl>
+    <w:lvl w:ilvl="2" w:tentative="1">
+      <w:start w:val="1"/>
+      <w:numFmt w:val="bullet"/>
+      <w:lvlText w:val=""/>
+      <w:lvlJc w:val="left"/>
+      <w:pPr>
+        <w:tabs>
+          <w:tab w:val="num" w:pos="2160"/>
+        </w:tabs>
+        <w:ind w:left="2160" w:hanging="360"/>
+      </w:pPr>
+      <w:rPr>
+        <w:rFonts w:ascii="Wingdings" w:hAnsi="Wingdings" w:hint="default"/>
+        <w:sz w:val="20"/>
+      </w:rPr>
+    </w:lvl>
+    <w:lvl w:ilvl="3" w:tentative="1">
+      <w:start w:val="1"/>
+      <w:numFmt w:val="bullet"/>
+      <w:lvlText w:val=""/>
+      <w:lvlJc w:val="left"/>
+      <w:pPr>
+        <w:tabs>
+          <w:tab w:val="num" w:pos="2880"/>
+        </w:tabs>
+        <w:ind w:left="2880" w:hanging="360"/>
+      </w:pPr>
+      <w:rPr>
+        <w:rFonts w:ascii="Wingdings" w:hAnsi="Wingdings" w:hint="default"/>
+        <w:sz w:val="20"/>
+      </w:rPr>
+    </w:lvl>
+    <w:lvl w:ilvl="4" w:tentative="1">
+      <w:start w:val="1"/>
+      <w:numFmt w:val="bullet"/>
+      <w:lvlText w:val=""/>
+      <w:lvlJc w:val="left"/>
+      <w:pPr>
+        <w:tabs>
+          <w:tab w:val="num" w:pos="3600"/>
+        </w:tabs>
+        <w:ind w:left="3600" w:hanging="360"/>
+      </w:pPr>
+      <w:rPr>
+        <w:rFonts w:ascii="Wingdings" w:hAnsi="Wingdings" w:hint="default"/>
+        <w:sz w:val="20"/>
+      </w:rPr>
+    </w:lvl>
+    <w:lvl w:ilvl="5" w:tentative="1">
+      <w:start w:val="1"/>
+      <w:numFmt w:val="bullet"/>
+      <w:lvlText w:val=""/>
+      <w:lvlJc w:val="left"/>
+      <w:pPr>
+        <w:tabs>
+          <w:tab w:val="num" w:pos="4320"/>
+        </w:tabs>
+        <w:ind w:left="4320" w:hanging="360"/>
+      </w:pPr>
+      <w:rPr>
+        <w:rFonts w:ascii="Wingdings" w:hAnsi="Wingdings" w:hint="default"/>
+        <w:sz w:val="20"/>
+      </w:rPr>
+    </w:lvl>
+    <w:lvl w:ilvl="6" w:tentative="1">
+      <w:start w:val="1"/>
+      <w:numFmt w:val="bullet"/>
+      <w:lvlText w:val=""/>
+      <w:lvlJc w:val="left"/>
+      <w:pPr>
+        <w:tabs>
+          <w:tab w:val="num" w:pos="5040"/>
+        </w:tabs>
+        <w:ind w:left="5040" w:hanging="360"/>
+      </w:pPr>
+      <w:rPr>
+        <w:rFonts w:ascii="Wingdings" w:hAnsi="Wingdings" w:hint="default"/>
+        <w:sz w:val="20"/>
+      </w:rPr>
+    </w:lvl>
+    <w:lvl w:ilvl="7" w:tentative="1">
+      <w:start w:val="1"/>
+      <w:numFmt w:val="bullet"/>
+      <w:lvlText w:val=""/>
+      <w:lvlJc w:val="left"/>
+      <w:pPr>
+        <w:tabs>
+          <w:tab w:val="num" w:pos="5760"/>
+        </w:tabs>
+        <w:ind w:left="5760" w:hanging="360"/>
+      </w:pPr>
+      <w:rPr>
+        <w:rFonts w:ascii="Wingdings" w:hAnsi="Wingdings" w:hint="default"/>
+        <w:sz w:val="20"/>
+      </w:rPr>
+    </w:lvl>
+    <w:lvl w:ilvl="8" w:tentative="1">
+      <w:start w:val="1"/>
+      <w:numFmt w:val="bullet"/>
+      <w:lvlText w:val=""/>
+      <w:lvlJc w:val="left"/>
+      <w:pPr>
+        <w:tabs>
+          <w:tab w:val="num" w:pos="6480"/>
+        </w:tabs>
+        <w:ind w:left="6480" w:hanging="360"/>
+      </w:pPr>
+      <w:rPr>
+        <w:rFonts w:ascii="Wingdings" w:hAnsi="Wingdings" w:hint="default"/>
+        <w:sz w:val="20"/>
+      </w:rPr>
+    </w:lvl>
+  </w:abstractNum>
+  <w:abstractNum w:abstractNumId="2" w15:restartNumberingAfterBreak="0">
+    <w:nsid w:val="1E531471"/>
+    <w:multiLevelType w:val="multilevel"/>
+    <w:tmpl w:val="F34C764A"/>
+    <w:lvl w:ilvl="0">
+      <w:start w:val="1"/>
+      <w:numFmt w:val="bullet"/>
+      <w:lvlText w:val=""/>
+      <w:lvlJc w:val="left"/>
+      <w:pPr>
+        <w:tabs>
+          <w:tab w:val="num" w:pos="720"/>
+        </w:tabs>
+        <w:ind w:left="720" w:hanging="360"/>
+      </w:pPr>
+      <w:rPr>
+        <w:rFonts w:ascii="Symbol" w:hAnsi="Symbol" w:hint="default"/>
+        <w:sz w:val="20"/>
+      </w:rPr>
+    </w:lvl>
+    <w:lvl w:ilvl="1" w:tentative="1">
+      <w:start w:val="1"/>
+      <w:numFmt w:val="bullet"/>
+      <w:lvlText w:val="o"/>
+      <w:lvlJc w:val="left"/>
+      <w:pPr>
+        <w:tabs>
+          <w:tab w:val="num" w:pos="1440"/>
+        </w:tabs>
+        <w:ind w:left="1440" w:hanging="360"/>
+      </w:pPr>
+      <w:rPr>
+        <w:rFonts w:ascii="Courier New" w:hAnsi="Courier New" w:hint="default"/>
+        <w:sz w:val="20"/>
+      </w:rPr>
+    </w:lvl>
+    <w:lvl w:ilvl="2" w:tentative="1">
+      <w:start w:val="1"/>
+      <w:numFmt w:val="bullet"/>
+      <w:lvlText w:val=""/>
+      <w:lvlJc w:val="left"/>
+      <w:pPr>
+        <w:tabs>
+          <w:tab w:val="num" w:pos="2160"/>
+        </w:tabs>
+        <w:ind w:left="2160" w:hanging="360"/>
+      </w:pPr>
+      <w:rPr>
+        <w:rFonts w:ascii="Wingdings" w:hAnsi="Wingdings" w:hint="default"/>
+        <w:sz w:val="20"/>
+      </w:rPr>
+    </w:lvl>
+    <w:lvl w:ilvl="3" w:tentative="1">
+      <w:start w:val="1"/>
+      <w:numFmt w:val="bullet"/>
+      <w:lvlText w:val=""/>
+      <w:lvlJc w:val="left"/>
+      <w:pPr>
+        <w:tabs>
+          <w:tab w:val="num" w:pos="2880"/>
+        </w:tabs>
+        <w:ind w:left="2880" w:hanging="360"/>
+      </w:pPr>
+      <w:rPr>
+        <w:rFonts w:ascii="Wingdings" w:hAnsi="Wingdings" w:hint="default"/>
+        <w:sz w:val="20"/>
+      </w:rPr>
+    </w:lvl>
+    <w:lvl w:ilvl="4" w:tentative="1">
+      <w:start w:val="1"/>
+      <w:numFmt w:val="bullet"/>
+      <w:lvlText w:val=""/>
+      <w:lvlJc w:val="left"/>
+      <w:pPr>
+        <w:tabs>
+          <w:tab w:val="num" w:pos="3600"/>
+        </w:tabs>
+        <w:ind w:left="3600" w:hanging="360"/>
+      </w:pPr>
+      <w:rPr>
+        <w:rFonts w:ascii="Wingdings" w:hAnsi="Wingdings" w:hint="default"/>
+        <w:sz w:val="20"/>
+      </w:rPr>
+    </w:lvl>
+    <w:lvl w:ilvl="5" w:tentative="1">
+      <w:start w:val="1"/>
+      <w:numFmt w:val="bullet"/>
+      <w:lvlText w:val=""/>
+      <w:lvlJc w:val="left"/>
+      <w:pPr>
+        <w:tabs>
+          <w:tab w:val="num" w:pos="4320"/>
+        </w:tabs>
+        <w:ind w:left="4320" w:hanging="360"/>
+      </w:pPr>
+      <w:rPr>
+        <w:rFonts w:ascii="Wingdings" w:hAnsi="Wingdings" w:hint="default"/>
+        <w:sz w:val="20"/>
+      </w:rPr>
+    </w:lvl>
+    <w:lvl w:ilvl="6" w:tentative="1">
+      <w:start w:val="1"/>
+      <w:numFmt w:val="bullet"/>
+      <w:lvlText w:val=""/>
+      <w:lvlJc w:val="left"/>
+      <w:pPr>
+        <w:tabs>
+          <w:tab w:val="num" w:pos="5040"/>
+        </w:tabs>
+        <w:ind w:left="5040" w:hanging="360"/>
+      </w:pPr>
+      <w:rPr>
+        <w:rFonts w:ascii="Wingdings" w:hAnsi="Wingdings" w:hint="default"/>
+        <w:sz w:val="20"/>
+      </w:rPr>
+    </w:lvl>
+    <w:lvl w:ilvl="7" w:tentative="1">
+      <w:start w:val="1"/>
+      <w:numFmt w:val="bullet"/>
+      <w:lvlText w:val=""/>
+      <w:lvlJc w:val="left"/>
+      <w:pPr>
+        <w:tabs>
+          <w:tab w:val="num" w:pos="5760"/>
+        </w:tabs>
+        <w:ind w:left="5760" w:hanging="360"/>
+      </w:pPr>
+      <w:rPr>
+        <w:rFonts w:ascii="Wingdings" w:hAnsi="Wingdings" w:hint="default"/>
+        <w:sz w:val="20"/>
+      </w:rPr>
+    </w:lvl>
+    <w:lvl w:ilvl="8" w:tentative="1">
+      <w:start w:val="1"/>
+      <w:numFmt w:val="bullet"/>
+      <w:lvlText w:val=""/>
+      <w:lvlJc w:val="left"/>
+      <w:pPr>
+        <w:tabs>
+          <w:tab w:val="num" w:pos="6480"/>
+        </w:tabs>
+        <w:ind w:left="6480" w:hanging="360"/>
+      </w:pPr>
+      <w:rPr>
+        <w:rFonts w:ascii="Wingdings" w:hAnsi="Wingdings" w:hint="default"/>
+        <w:sz w:val="20"/>
+      </w:rPr>
+    </w:lvl>
+  </w:abstractNum>
+  <w:abstractNum w:abstractNumId="3" w15:restartNumberingAfterBreak="0">
+    <w:nsid w:val="24FA4E0A"/>
+    <w:multiLevelType w:val="multilevel"/>
+    <w:tmpl w:val="216A59AC"/>
+    <w:lvl w:ilvl="0">
+      <w:start w:val="1"/>
+      <w:numFmt w:val="bullet"/>
+      <w:lvlText w:val=""/>
+      <w:lvlJc w:val="left"/>
+      <w:pPr>
+        <w:tabs>
+          <w:tab w:val="num" w:pos="720"/>
+        </w:tabs>
+        <w:ind w:left="720" w:hanging="360"/>
+      </w:pPr>
+      <w:rPr>
+        <w:rFonts w:ascii="Symbol" w:hAnsi="Symbol" w:hint="default"/>
+        <w:sz w:val="20"/>
+      </w:rPr>
+    </w:lvl>
+    <w:lvl w:ilvl="1" w:tentative="1">
+      <w:start w:val="1"/>
+      <w:numFmt w:val="bullet"/>
+      <w:lvlText w:val="o"/>
+      <w:lvlJc w:val="left"/>
+      <w:pPr>
+        <w:tabs>
+          <w:tab w:val="num" w:pos="1440"/>
+        </w:tabs>
+        <w:ind w:left="1440" w:hanging="360"/>
+      </w:pPr>
+      <w:rPr>
+        <w:rFonts w:ascii="Courier New" w:hAnsi="Courier New" w:hint="default"/>
+        <w:sz w:val="20"/>
+      </w:rPr>
+    </w:lvl>
+    <w:lvl w:ilvl="2" w:tentative="1">
+      <w:start w:val="1"/>
+      <w:numFmt w:val="bullet"/>
+      <w:lvlText w:val=""/>
+      <w:lvlJc w:val="left"/>
+      <w:pPr>
+        <w:tabs>
+          <w:tab w:val="num" w:pos="2160"/>
+        </w:tabs>
+        <w:ind w:left="2160" w:hanging="360"/>
+      </w:pPr>
+      <w:rPr>
+        <w:rFonts w:ascii="Wingdings" w:hAnsi="Wingdings" w:hint="default"/>
+        <w:sz w:val="20"/>
+      </w:rPr>
+    </w:lvl>
+    <w:lvl w:ilvl="3" w:tentative="1">
+      <w:start w:val="1"/>
+      <w:numFmt w:val="bullet"/>
+      <w:lvlText w:val=""/>
+      <w:lvlJc w:val="left"/>
+      <w:pPr>
+        <w:tabs>
+          <w:tab w:val="num" w:pos="2880"/>
+        </w:tabs>
+        <w:ind w:left="2880" w:hanging="360"/>
+      </w:pPr>
+      <w:rPr>
+        <w:rFonts w:ascii="Wingdings" w:hAnsi="Wingdings" w:hint="default"/>
+        <w:sz w:val="20"/>
+      </w:rPr>
+    </w:lvl>
+    <w:lvl w:ilvl="4" w:tentative="1">
+      <w:start w:val="1"/>
+      <w:numFmt w:val="bullet"/>
+      <w:lvlText w:val=""/>
+      <w:lvlJc w:val="left"/>
+      <w:pPr>
+        <w:tabs>
+          <w:tab w:val="num" w:pos="3600"/>
+        </w:tabs>
+        <w:ind w:left="3600" w:hanging="360"/>
+      </w:pPr>
+      <w:rPr>
+        <w:rFonts w:ascii="Wingdings" w:hAnsi="Wingdings" w:hint="default"/>
+        <w:sz w:val="20"/>
+      </w:rPr>
+    </w:lvl>
+    <w:lvl w:ilvl="5" w:tentative="1">
+      <w:start w:val="1"/>
+      <w:numFmt w:val="bullet"/>
+      <w:lvlText w:val=""/>
+      <w:lvlJc w:val="left"/>
+      <w:pPr>
+        <w:tabs>
+          <w:tab w:val="num" w:pos="4320"/>
+        </w:tabs>
+        <w:ind w:left="4320" w:hanging="360"/>
+      </w:pPr>
+      <w:rPr>
+        <w:rFonts w:ascii="Wingdings" w:hAnsi="Wingdings" w:hint="default"/>
+        <w:sz w:val="20"/>
+      </w:rPr>
+    </w:lvl>
+    <w:lvl w:ilvl="6" w:tentative="1">
+      <w:start w:val="1"/>
+      <w:numFmt w:val="bullet"/>
+      <w:lvlText w:val=""/>
+      <w:lvlJc w:val="left"/>
+      <w:pPr>
+        <w:tabs>
+          <w:tab w:val="num" w:pos="5040"/>
+        </w:tabs>
+        <w:ind w:left="5040" w:hanging="360"/>
+      </w:pPr>
+      <w:rPr>
+        <w:rFonts w:ascii="Wingdings" w:hAnsi="Wingdings" w:hint="default"/>
+        <w:sz w:val="20"/>
+      </w:rPr>
+    </w:lvl>
+    <w:lvl w:ilvl="7" w:tentative="1">
+      <w:start w:val="1"/>
+      <w:numFmt w:val="bullet"/>
+      <w:lvlText w:val=""/>
+      <w:lvlJc w:val="left"/>
+      <w:pPr>
+        <w:tabs>
+          <w:tab w:val="num" w:pos="5760"/>
+        </w:tabs>
+        <w:ind w:left="5760" w:hanging="360"/>
+      </w:pPr>
+      <w:rPr>
+        <w:rFonts w:ascii="Wingdings" w:hAnsi="Wingdings" w:hint="default"/>
+        <w:sz w:val="20"/>
+      </w:rPr>
+    </w:lvl>
+    <w:lvl w:ilvl="8" w:tentative="1">
+      <w:start w:val="1"/>
+      <w:numFmt w:val="bullet"/>
+      <w:lvlText w:val=""/>
+      <w:lvlJc w:val="left"/>
+      <w:pPr>
+        <w:tabs>
+          <w:tab w:val="num" w:pos="6480"/>
+        </w:tabs>
+        <w:ind w:left="6480" w:hanging="360"/>
+      </w:pPr>
+      <w:rPr>
+        <w:rFonts w:ascii="Wingdings" w:hAnsi="Wingdings" w:hint="default"/>
+        <w:sz w:val="20"/>
+      </w:rPr>
+    </w:lvl>
+  </w:abstractNum>
+  <w:abstractNum w:abstractNumId="4" w15:restartNumberingAfterBreak="0">
+    <w:nsid w:val="2E6B79B8"/>
+    <w:multiLevelType w:val="multilevel"/>
+    <w:tmpl w:val="B80AD5E8"/>
+    <w:lvl w:ilvl="0">
+      <w:start w:val="1"/>
+      <w:numFmt w:val="bullet"/>
+      <w:lvlText w:val=""/>
+      <w:lvlJc w:val="left"/>
+      <w:pPr>
+        <w:tabs>
+          <w:tab w:val="num" w:pos="720"/>
+        </w:tabs>
+        <w:ind w:left="720" w:hanging="360"/>
+      </w:pPr>
+      <w:rPr>
+        <w:rFonts w:ascii="Symbol" w:hAnsi="Symbol" w:hint="default"/>
+        <w:sz w:val="20"/>
+      </w:rPr>
+    </w:lvl>
+    <w:lvl w:ilvl="1" w:tentative="1">
+      <w:start w:val="1"/>
+      <w:numFmt w:val="bullet"/>
+      <w:lvlText w:val="o"/>
+      <w:lvlJc w:val="left"/>
+      <w:pPr>
+        <w:tabs>
+          <w:tab w:val="num" w:pos="1440"/>
+        </w:tabs>
+        <w:ind w:left="1440" w:hanging="360"/>
+      </w:pPr>
+      <w:rPr>
+        <w:rFonts w:ascii="Courier New" w:hAnsi="Courier New" w:hint="default"/>
+        <w:sz w:val="20"/>
+      </w:rPr>
+    </w:lvl>
+    <w:lvl w:ilvl="2" w:tentative="1">
+      <w:start w:val="1"/>
+      <w:numFmt w:val="bullet"/>
+      <w:lvlText w:val=""/>
+      <w:lvlJc w:val="left"/>
+      <w:pPr>
+        <w:tabs>
+          <w:tab w:val="num" w:pos="2160"/>
+        </w:tabs>
+        <w:ind w:left="2160" w:hanging="360"/>
+      </w:pPr>
+      <w:rPr>
+        <w:rFonts w:ascii="Wingdings" w:hAnsi="Wingdings" w:hint="default"/>
+        <w:sz w:val="20"/>
+      </w:rPr>
+    </w:lvl>
+    <w:lvl w:ilvl="3" w:tentative="1">
+      <w:start w:val="1"/>
+      <w:numFmt w:val="bullet"/>
+      <w:lvlText w:val=""/>
+      <w:lvlJc w:val="left"/>
+      <w:pPr>
+        <w:tabs>
+          <w:tab w:val="num" w:pos="2880"/>
+        </w:tabs>
+        <w:ind w:left="2880" w:hanging="360"/>
+      </w:pPr>
+      <w:rPr>
+        <w:rFonts w:ascii="Wingdings" w:hAnsi="Wingdings" w:hint="default"/>
+        <w:sz w:val="20"/>
+      </w:rPr>
+    </w:lvl>
+    <w:lvl w:ilvl="4" w:tentative="1">
+      <w:start w:val="1"/>
+      <w:numFmt w:val="bullet"/>
+      <w:lvlText w:val=""/>
+      <w:lvlJc w:val="left"/>
+      <w:pPr>
+        <w:tabs>
+          <w:tab w:val="num" w:pos="3600"/>
+        </w:tabs>
+        <w:ind w:left="3600" w:hanging="360"/>
+      </w:pPr>
+      <w:rPr>
+        <w:rFonts w:ascii="Wingdings" w:hAnsi="Wingdings" w:hint="default"/>
+        <w:sz w:val="20"/>
+      </w:rPr>
+    </w:lvl>
+    <w:lvl w:ilvl="5" w:tentative="1">
+      <w:start w:val="1"/>
+      <w:numFmt w:val="bullet"/>
+      <w:lvlText w:val=""/>
+      <w:lvlJc w:val="left"/>
+      <w:pPr>
+        <w:tabs>
+          <w:tab w:val="num" w:pos="4320"/>
+        </w:tabs>
+        <w:ind w:left="4320" w:hanging="360"/>
+      </w:pPr>
+      <w:rPr>
+        <w:rFonts w:ascii="Wingdings" w:hAnsi="Wingdings" w:hint="default"/>
+        <w:sz w:val="20"/>
+      </w:rPr>
+    </w:lvl>
+    <w:lvl w:ilvl="6" w:tentative="1">
+      <w:start w:val="1"/>
+      <w:numFmt w:val="bullet"/>
+      <w:lvlText w:val=""/>
+      <w:lvlJc w:val="left"/>
+      <w:pPr>
+        <w:tabs>
+          <w:tab w:val="num" w:pos="5040"/>
+        </w:tabs>
+        <w:ind w:left="5040" w:hanging="360"/>
+      </w:pPr>
+      <w:rPr>
+        <w:rFonts w:ascii="Wingdings" w:hAnsi="Wingdings" w:hint="default"/>
+        <w:sz w:val="20"/>
+      </w:rPr>
+    </w:lvl>
+    <w:lvl w:ilvl="7" w:tentative="1">
+      <w:start w:val="1"/>
+      <w:numFmt w:val="bullet"/>
+      <w:lvlText w:val=""/>
+      <w:lvlJc w:val="left"/>
+      <w:pPr>
+        <w:tabs>
+          <w:tab w:val="num" w:pos="5760"/>
+        </w:tabs>
+        <w:ind w:left="5760" w:hanging="360"/>
+      </w:pPr>
+      <w:rPr>
+        <w:rFonts w:ascii="Wingdings" w:hAnsi="Wingdings" w:hint="default"/>
+        <w:sz w:val="20"/>
+      </w:rPr>
+    </w:lvl>
+    <w:lvl w:ilvl="8" w:tentative="1">
+      <w:start w:val="1"/>
+      <w:numFmt w:val="bullet"/>
+      <w:lvlText w:val=""/>
+      <w:lvlJc w:val="left"/>
+      <w:pPr>
+        <w:tabs>
+          <w:tab w:val="num" w:pos="6480"/>
+        </w:tabs>
+        <w:ind w:left="6480" w:hanging="360"/>
+      </w:pPr>
+      <w:rPr>
+        <w:rFonts w:ascii="Wingdings" w:hAnsi="Wingdings" w:hint="default"/>
+        <w:sz w:val="20"/>
+      </w:rPr>
+    </w:lvl>
+  </w:abstractNum>
+  <w:abstractNum w:abstractNumId="5" w15:restartNumberingAfterBreak="0">
+    <w:nsid w:val="30DE0223"/>
+    <w:multiLevelType w:val="multilevel"/>
+    <w:tmpl w:val="29307E54"/>
+    <w:lvl w:ilvl="0">
+      <w:start w:val="1"/>
+      <w:numFmt w:val="bullet"/>
+      <w:lvlText w:val=""/>
+      <w:lvlJc w:val="left"/>
+      <w:pPr>
+        <w:tabs>
+          <w:tab w:val="num" w:pos="720"/>
+        </w:tabs>
+        <w:ind w:left="720" w:hanging="360"/>
+      </w:pPr>
+      <w:rPr>
+        <w:rFonts w:ascii="Symbol" w:hAnsi="Symbol" w:hint="default"/>
+        <w:sz w:val="20"/>
+      </w:rPr>
+    </w:lvl>
+    <w:lvl w:ilvl="1" w:tentative="1">
+      <w:start w:val="1"/>
+      <w:numFmt w:val="bullet"/>
+      <w:lvlText w:val="o"/>
+      <w:lvlJc w:val="left"/>
+      <w:pPr>
+        <w:tabs>
+          <w:tab w:val="num" w:pos="1440"/>
+        </w:tabs>
+        <w:ind w:left="1440" w:hanging="360"/>
+      </w:pPr>
+      <w:rPr>
+        <w:rFonts w:ascii="Courier New" w:hAnsi="Courier New" w:hint="default"/>
+        <w:sz w:val="20"/>
+      </w:rPr>
+    </w:lvl>
+    <w:lvl w:ilvl="2" w:tentative="1">
+      <w:start w:val="1"/>
+      <w:numFmt w:val="bullet"/>
+      <w:lvlText w:val=""/>
+      <w:lvlJc w:val="left"/>
+      <w:pPr>
+        <w:tabs>
+          <w:tab w:val="num" w:pos="2160"/>
+        </w:tabs>
+        <w:ind w:left="2160" w:hanging="360"/>
+      </w:pPr>
+      <w:rPr>
+        <w:rFonts w:ascii="Wingdings" w:hAnsi="Wingdings" w:hint="default"/>
+        <w:sz w:val="20"/>
+      </w:rPr>
+    </w:lvl>
+    <w:lvl w:ilvl="3" w:tentative="1">
+      <w:start w:val="1"/>
+      <w:numFmt w:val="bullet"/>
+      <w:lvlText w:val=""/>
+      <w:lvlJc w:val="left"/>
+      <w:pPr>
+        <w:tabs>
+          <w:tab w:val="num" w:pos="2880"/>
+        </w:tabs>
+        <w:ind w:left="2880" w:hanging="360"/>
+      </w:pPr>
+      <w:rPr>
+        <w:rFonts w:ascii="Wingdings" w:hAnsi="Wingdings" w:hint="default"/>
+        <w:sz w:val="20"/>
+      </w:rPr>
+    </w:lvl>
+    <w:lvl w:ilvl="4" w:tentative="1">
+      <w:start w:val="1"/>
+      <w:numFmt w:val="bullet"/>
+      <w:lvlText w:val=""/>
+      <w:lvlJc w:val="left"/>
+      <w:pPr>
+        <w:tabs>
+          <w:tab w:val="num" w:pos="3600"/>
+        </w:tabs>
+        <w:ind w:left="3600" w:hanging="360"/>
+      </w:pPr>
+      <w:rPr>
+        <w:rFonts w:ascii="Wingdings" w:hAnsi="Wingdings" w:hint="default"/>
+        <w:sz w:val="20"/>
+      </w:rPr>
+    </w:lvl>
+    <w:lvl w:ilvl="5" w:tentative="1">
+      <w:start w:val="1"/>
+      <w:numFmt w:val="bullet"/>
+      <w:lvlText w:val=""/>
+      <w:lvlJc w:val="left"/>
+      <w:pPr>
+        <w:tabs>
+          <w:tab w:val="num" w:pos="4320"/>
+        </w:tabs>
+        <w:ind w:left="4320" w:hanging="360"/>
+      </w:pPr>
+      <w:rPr>
+        <w:rFonts w:ascii="Wingdings" w:hAnsi="Wingdings" w:hint="default"/>
+        <w:sz w:val="20"/>
+      </w:rPr>
+    </w:lvl>
+    <w:lvl w:ilvl="6" w:tentative="1">
+      <w:start w:val="1"/>
+      <w:numFmt w:val="bullet"/>
+      <w:lvlText w:val=""/>
+      <w:lvlJc w:val="left"/>
+      <w:pPr>
+        <w:tabs>
+          <w:tab w:val="num" w:pos="5040"/>
+        </w:tabs>
+        <w:ind w:left="5040" w:hanging="360"/>
+      </w:pPr>
+      <w:rPr>
+        <w:rFonts w:ascii="Wingdings" w:hAnsi="Wingdings" w:hint="default"/>
+        <w:sz w:val="20"/>
+      </w:rPr>
+    </w:lvl>
+    <w:lvl w:ilvl="7" w:tentative="1">
+      <w:start w:val="1"/>
+      <w:numFmt w:val="bullet"/>
+      <w:lvlText w:val=""/>
+      <w:lvlJc w:val="left"/>
+      <w:pPr>
+        <w:tabs>
+          <w:tab w:val="num" w:pos="5760"/>
+        </w:tabs>
+        <w:ind w:left="5760" w:hanging="360"/>
+      </w:pPr>
+      <w:rPr>
+        <w:rFonts w:ascii="Wingdings" w:hAnsi="Wingdings" w:hint="default"/>
+        <w:sz w:val="20"/>
+      </w:rPr>
+    </w:lvl>
+    <w:lvl w:ilvl="8" w:tentative="1">
+      <w:start w:val="1"/>
+      <w:numFmt w:val="bullet"/>
+      <w:lvlText w:val=""/>
+      <w:lvlJc w:val="left"/>
+      <w:pPr>
+        <w:tabs>
+          <w:tab w:val="num" w:pos="6480"/>
+        </w:tabs>
+        <w:ind w:left="6480" w:hanging="360"/>
+      </w:pPr>
+      <w:rPr>
+        <w:rFonts w:ascii="Wingdings" w:hAnsi="Wingdings" w:hint="default"/>
+        <w:sz w:val="20"/>
+      </w:rPr>
+    </w:lvl>
+  </w:abstractNum>
+  <w:abstractNum w:abstractNumId="6" w15:restartNumberingAfterBreak="0">
     <w:nsid w:val="34A554FA"/>
     <w:multiLevelType w:val="multilevel"/>
     <w:tmpl w:val="6CF2F86A"/>
@@ -1155,7 +2229,7 @@
       </w:rPr>
     </w:lvl>
   </w:abstractNum>
-  <w:abstractNum w:abstractNumId="2" w15:restartNumberingAfterBreak="0">
+  <w:abstractNum w:abstractNumId="7" w15:restartNumberingAfterBreak="0">
     <w:nsid w:val="36284F44"/>
     <w:multiLevelType w:val="multilevel"/>
     <w:tmpl w:val="36A01A6E"/>
@@ -1304,7 +2378,156 @@
       </w:rPr>
     </w:lvl>
   </w:abstractNum>
-  <w:abstractNum w:abstractNumId="3" w15:restartNumberingAfterBreak="0">
+  <w:abstractNum w:abstractNumId="8" w15:restartNumberingAfterBreak="0">
+    <w:nsid w:val="3AF460B7"/>
+    <w:multiLevelType w:val="multilevel"/>
+    <w:tmpl w:val="13C03038"/>
+    <w:lvl w:ilvl="0">
+      <w:start w:val="1"/>
+      <w:numFmt w:val="bullet"/>
+      <w:lvlText w:val=""/>
+      <w:lvlJc w:val="left"/>
+      <w:pPr>
+        <w:tabs>
+          <w:tab w:val="num" w:pos="720"/>
+        </w:tabs>
+        <w:ind w:left="720" w:hanging="360"/>
+      </w:pPr>
+      <w:rPr>
+        <w:rFonts w:ascii="Symbol" w:hAnsi="Symbol" w:hint="default"/>
+        <w:sz w:val="20"/>
+      </w:rPr>
+    </w:lvl>
+    <w:lvl w:ilvl="1" w:tentative="1">
+      <w:start w:val="1"/>
+      <w:numFmt w:val="bullet"/>
+      <w:lvlText w:val="o"/>
+      <w:lvlJc w:val="left"/>
+      <w:pPr>
+        <w:tabs>
+          <w:tab w:val="num" w:pos="1440"/>
+        </w:tabs>
+        <w:ind w:left="1440" w:hanging="360"/>
+      </w:pPr>
+      <w:rPr>
+        <w:rFonts w:ascii="Courier New" w:hAnsi="Courier New" w:hint="default"/>
+        <w:sz w:val="20"/>
+      </w:rPr>
+    </w:lvl>
+    <w:lvl w:ilvl="2" w:tentative="1">
+      <w:start w:val="1"/>
+      <w:numFmt w:val="bullet"/>
+      <w:lvlText w:val=""/>
+      <w:lvlJc w:val="left"/>
+      <w:pPr>
+        <w:tabs>
+          <w:tab w:val="num" w:pos="2160"/>
+        </w:tabs>
+        <w:ind w:left="2160" w:hanging="360"/>
+      </w:pPr>
+      <w:rPr>
+        <w:rFonts w:ascii="Wingdings" w:hAnsi="Wingdings" w:hint="default"/>
+        <w:sz w:val="20"/>
+      </w:rPr>
+    </w:lvl>
+    <w:lvl w:ilvl="3" w:tentative="1">
+      <w:start w:val="1"/>
+      <w:numFmt w:val="bullet"/>
+      <w:lvlText w:val=""/>
+      <w:lvlJc w:val="left"/>
+      <w:pPr>
+        <w:tabs>
+          <w:tab w:val="num" w:pos="2880"/>
+        </w:tabs>
+        <w:ind w:left="2880" w:hanging="360"/>
+      </w:pPr>
+      <w:rPr>
+        <w:rFonts w:ascii="Wingdings" w:hAnsi="Wingdings" w:hint="default"/>
+        <w:sz w:val="20"/>
+      </w:rPr>
+    </w:lvl>
+    <w:lvl w:ilvl="4" w:tentative="1">
+      <w:start w:val="1"/>
+      <w:numFmt w:val="bullet"/>
+      <w:lvlText w:val=""/>
+      <w:lvlJc w:val="left"/>
+      <w:pPr>
+        <w:tabs>
+          <w:tab w:val="num" w:pos="3600"/>
+        </w:tabs>
+        <w:ind w:left="3600" w:hanging="360"/>
+      </w:pPr>
+      <w:rPr>
+        <w:rFonts w:ascii="Wingdings" w:hAnsi="Wingdings" w:hint="default"/>
+        <w:sz w:val="20"/>
+      </w:rPr>
+    </w:lvl>
+    <w:lvl w:ilvl="5" w:tentative="1">
+      <w:start w:val="1"/>
+      <w:numFmt w:val="bullet"/>
+      <w:lvlText w:val=""/>
+      <w:lvlJc w:val="left"/>
+      <w:pPr>
+        <w:tabs>
+          <w:tab w:val="num" w:pos="4320"/>
+        </w:tabs>
+        <w:ind w:left="4320" w:hanging="360"/>
+      </w:pPr>
+      <w:rPr>
+        <w:rFonts w:ascii="Wingdings" w:hAnsi="Wingdings" w:hint="default"/>
+        <w:sz w:val="20"/>
+      </w:rPr>
+    </w:lvl>
+    <w:lvl w:ilvl="6" w:tentative="1">
+      <w:start w:val="1"/>
+      <w:numFmt w:val="bullet"/>
+      <w:lvlText w:val=""/>
+      <w:lvlJc w:val="left"/>
+      <w:pPr>
+        <w:tabs>
+          <w:tab w:val="num" w:pos="5040"/>
+        </w:tabs>
+        <w:ind w:left="5040" w:hanging="360"/>
+      </w:pPr>
+      <w:rPr>
+        <w:rFonts w:ascii="Wingdings" w:hAnsi="Wingdings" w:hint="default"/>
+        <w:sz w:val="20"/>
+      </w:rPr>
+    </w:lvl>
+    <w:lvl w:ilvl="7" w:tentative="1">
+      <w:start w:val="1"/>
+      <w:numFmt w:val="bullet"/>
+      <w:lvlText w:val=""/>
+      <w:lvlJc w:val="left"/>
+      <w:pPr>
+        <w:tabs>
+          <w:tab w:val="num" w:pos="5760"/>
+        </w:tabs>
+        <w:ind w:left="5760" w:hanging="360"/>
+      </w:pPr>
+      <w:rPr>
+        <w:rFonts w:ascii="Wingdings" w:hAnsi="Wingdings" w:hint="default"/>
+        <w:sz w:val="20"/>
+      </w:rPr>
+    </w:lvl>
+    <w:lvl w:ilvl="8" w:tentative="1">
+      <w:start w:val="1"/>
+      <w:numFmt w:val="bullet"/>
+      <w:lvlText w:val=""/>
+      <w:lvlJc w:val="left"/>
+      <w:pPr>
+        <w:tabs>
+          <w:tab w:val="num" w:pos="6480"/>
+        </w:tabs>
+        <w:ind w:left="6480" w:hanging="360"/>
+      </w:pPr>
+      <w:rPr>
+        <w:rFonts w:ascii="Wingdings" w:hAnsi="Wingdings" w:hint="default"/>
+        <w:sz w:val="20"/>
+      </w:rPr>
+    </w:lvl>
+  </w:abstractNum>
+  <w:abstractNum w:abstractNumId="9" w15:restartNumberingAfterBreak="0">
     <w:nsid w:val="3C485F6F"/>
     <w:multiLevelType w:val="multilevel"/>
     <w:tmpl w:val="D4E4BE68"/>
@@ -1453,7 +2676,7 @@
       </w:rPr>
     </w:lvl>
   </w:abstractNum>
-  <w:abstractNum w:abstractNumId="4" w15:restartNumberingAfterBreak="0">
+  <w:abstractNum w:abstractNumId="10" w15:restartNumberingAfterBreak="0">
     <w:nsid w:val="3DA64763"/>
     <w:multiLevelType w:val="multilevel"/>
     <w:tmpl w:val="D6C869D4"/>
@@ -1602,7 +2825,7 @@
       </w:rPr>
     </w:lvl>
   </w:abstractNum>
-  <w:abstractNum w:abstractNumId="5" w15:restartNumberingAfterBreak="0">
+  <w:abstractNum w:abstractNumId="11" w15:restartNumberingAfterBreak="0">
     <w:nsid w:val="3DC85A6C"/>
     <w:multiLevelType w:val="multilevel"/>
     <w:tmpl w:val="7B14336E"/>
@@ -1751,7 +2974,156 @@
       </w:rPr>
     </w:lvl>
   </w:abstractNum>
-  <w:abstractNum w:abstractNumId="6" w15:restartNumberingAfterBreak="0">
+  <w:abstractNum w:abstractNumId="12" w15:restartNumberingAfterBreak="0">
+    <w:nsid w:val="479276E7"/>
+    <w:multiLevelType w:val="multilevel"/>
+    <w:tmpl w:val="AB961AAC"/>
+    <w:lvl w:ilvl="0">
+      <w:start w:val="1"/>
+      <w:numFmt w:val="bullet"/>
+      <w:lvlText w:val=""/>
+      <w:lvlJc w:val="left"/>
+      <w:pPr>
+        <w:tabs>
+          <w:tab w:val="num" w:pos="720"/>
+        </w:tabs>
+        <w:ind w:left="720" w:hanging="360"/>
+      </w:pPr>
+      <w:rPr>
+        <w:rFonts w:ascii="Symbol" w:hAnsi="Symbol" w:hint="default"/>
+        <w:sz w:val="20"/>
+      </w:rPr>
+    </w:lvl>
+    <w:lvl w:ilvl="1" w:tentative="1">
+      <w:start w:val="1"/>
+      <w:numFmt w:val="bullet"/>
+      <w:lvlText w:val="o"/>
+      <w:lvlJc w:val="left"/>
+      <w:pPr>
+        <w:tabs>
+          <w:tab w:val="num" w:pos="1440"/>
+        </w:tabs>
+        <w:ind w:left="1440" w:hanging="360"/>
+      </w:pPr>
+      <w:rPr>
+        <w:rFonts w:ascii="Courier New" w:hAnsi="Courier New" w:hint="default"/>
+        <w:sz w:val="20"/>
+      </w:rPr>
+    </w:lvl>
+    <w:lvl w:ilvl="2" w:tentative="1">
+      <w:start w:val="1"/>
+      <w:numFmt w:val="bullet"/>
+      <w:lvlText w:val=""/>
+      <w:lvlJc w:val="left"/>
+      <w:pPr>
+        <w:tabs>
+          <w:tab w:val="num" w:pos="2160"/>
+        </w:tabs>
+        <w:ind w:left="2160" w:hanging="360"/>
+      </w:pPr>
+      <w:rPr>
+        <w:rFonts w:ascii="Wingdings" w:hAnsi="Wingdings" w:hint="default"/>
+        <w:sz w:val="20"/>
+      </w:rPr>
+    </w:lvl>
+    <w:lvl w:ilvl="3" w:tentative="1">
+      <w:start w:val="1"/>
+      <w:numFmt w:val="bullet"/>
+      <w:lvlText w:val=""/>
+      <w:lvlJc w:val="left"/>
+      <w:pPr>
+        <w:tabs>
+          <w:tab w:val="num" w:pos="2880"/>
+        </w:tabs>
+        <w:ind w:left="2880" w:hanging="360"/>
+      </w:pPr>
+      <w:rPr>
+        <w:rFonts w:ascii="Wingdings" w:hAnsi="Wingdings" w:hint="default"/>
+        <w:sz w:val="20"/>
+      </w:rPr>
+    </w:lvl>
+    <w:lvl w:ilvl="4" w:tentative="1">
+      <w:start w:val="1"/>
+      <w:numFmt w:val="bullet"/>
+      <w:lvlText w:val=""/>
+      <w:lvlJc w:val="left"/>
+      <w:pPr>
+        <w:tabs>
+          <w:tab w:val="num" w:pos="3600"/>
+        </w:tabs>
+        <w:ind w:left="3600" w:hanging="360"/>
+      </w:pPr>
+      <w:rPr>
+        <w:rFonts w:ascii="Wingdings" w:hAnsi="Wingdings" w:hint="default"/>
+        <w:sz w:val="20"/>
+      </w:rPr>
+    </w:lvl>
+    <w:lvl w:ilvl="5" w:tentative="1">
+      <w:start w:val="1"/>
+      <w:numFmt w:val="bullet"/>
+      <w:lvlText w:val=""/>
+      <w:lvlJc w:val="left"/>
+      <w:pPr>
+        <w:tabs>
+          <w:tab w:val="num" w:pos="4320"/>
+        </w:tabs>
+        <w:ind w:left="4320" w:hanging="360"/>
+      </w:pPr>
+      <w:rPr>
+        <w:rFonts w:ascii="Wingdings" w:hAnsi="Wingdings" w:hint="default"/>
+        <w:sz w:val="20"/>
+      </w:rPr>
+    </w:lvl>
+    <w:lvl w:ilvl="6" w:tentative="1">
+      <w:start w:val="1"/>
+      <w:numFmt w:val="bullet"/>
+      <w:lvlText w:val=""/>
+      <w:lvlJc w:val="left"/>
+      <w:pPr>
+        <w:tabs>
+          <w:tab w:val="num" w:pos="5040"/>
+        </w:tabs>
+        <w:ind w:left="5040" w:hanging="360"/>
+      </w:pPr>
+      <w:rPr>
+        <w:rFonts w:ascii="Wingdings" w:hAnsi="Wingdings" w:hint="default"/>
+        <w:sz w:val="20"/>
+      </w:rPr>
+    </w:lvl>
+    <w:lvl w:ilvl="7" w:tentative="1">
+      <w:start w:val="1"/>
+      <w:numFmt w:val="bullet"/>
+      <w:lvlText w:val=""/>
+      <w:lvlJc w:val="left"/>
+      <w:pPr>
+        <w:tabs>
+          <w:tab w:val="num" w:pos="5760"/>
+        </w:tabs>
+        <w:ind w:left="5760" w:hanging="360"/>
+      </w:pPr>
+      <w:rPr>
+        <w:rFonts w:ascii="Wingdings" w:hAnsi="Wingdings" w:hint="default"/>
+        <w:sz w:val="20"/>
+      </w:rPr>
+    </w:lvl>
+    <w:lvl w:ilvl="8" w:tentative="1">
+      <w:start w:val="1"/>
+      <w:numFmt w:val="bullet"/>
+      <w:lvlText w:val=""/>
+      <w:lvlJc w:val="left"/>
+      <w:pPr>
+        <w:tabs>
+          <w:tab w:val="num" w:pos="6480"/>
+        </w:tabs>
+        <w:ind w:left="6480" w:hanging="360"/>
+      </w:pPr>
+      <w:rPr>
+        <w:rFonts w:ascii="Wingdings" w:hAnsi="Wingdings" w:hint="default"/>
+        <w:sz w:val="20"/>
+      </w:rPr>
+    </w:lvl>
+  </w:abstractNum>
+  <w:abstractNum w:abstractNumId="13" w15:restartNumberingAfterBreak="0">
     <w:nsid w:val="49F74C97"/>
     <w:multiLevelType w:val="multilevel"/>
     <w:tmpl w:val="E79AB274"/>
@@ -1900,7 +3272,7 @@
       </w:rPr>
     </w:lvl>
   </w:abstractNum>
-  <w:abstractNum w:abstractNumId="7" w15:restartNumberingAfterBreak="0">
+  <w:abstractNum w:abstractNumId="14" w15:restartNumberingAfterBreak="0">
     <w:nsid w:val="4DDE10E1"/>
     <w:multiLevelType w:val="multilevel"/>
     <w:tmpl w:val="9BB4CDF2"/>
@@ -2049,7 +3421,156 @@
       </w:rPr>
     </w:lvl>
   </w:abstractNum>
-  <w:abstractNum w:abstractNumId="8" w15:restartNumberingAfterBreak="0">
+  <w:abstractNum w:abstractNumId="15" w15:restartNumberingAfterBreak="0">
+    <w:nsid w:val="51020F01"/>
+    <w:multiLevelType w:val="multilevel"/>
+    <w:tmpl w:val="A596F2E4"/>
+    <w:lvl w:ilvl="0">
+      <w:start w:val="1"/>
+      <w:numFmt w:val="bullet"/>
+      <w:lvlText w:val=""/>
+      <w:lvlJc w:val="left"/>
+      <w:pPr>
+        <w:tabs>
+          <w:tab w:val="num" w:pos="720"/>
+        </w:tabs>
+        <w:ind w:left="720" w:hanging="360"/>
+      </w:pPr>
+      <w:rPr>
+        <w:rFonts w:ascii="Symbol" w:hAnsi="Symbol" w:hint="default"/>
+        <w:sz w:val="20"/>
+      </w:rPr>
+    </w:lvl>
+    <w:lvl w:ilvl="1" w:tentative="1">
+      <w:start w:val="1"/>
+      <w:numFmt w:val="bullet"/>
+      <w:lvlText w:val="o"/>
+      <w:lvlJc w:val="left"/>
+      <w:pPr>
+        <w:tabs>
+          <w:tab w:val="num" w:pos="1440"/>
+        </w:tabs>
+        <w:ind w:left="1440" w:hanging="360"/>
+      </w:pPr>
+      <w:rPr>
+        <w:rFonts w:ascii="Courier New" w:hAnsi="Courier New" w:hint="default"/>
+        <w:sz w:val="20"/>
+      </w:rPr>
+    </w:lvl>
+    <w:lvl w:ilvl="2" w:tentative="1">
+      <w:start w:val="1"/>
+      <w:numFmt w:val="bullet"/>
+      <w:lvlText w:val=""/>
+      <w:lvlJc w:val="left"/>
+      <w:pPr>
+        <w:tabs>
+          <w:tab w:val="num" w:pos="2160"/>
+        </w:tabs>
+        <w:ind w:left="2160" w:hanging="360"/>
+      </w:pPr>
+      <w:rPr>
+        <w:rFonts w:ascii="Wingdings" w:hAnsi="Wingdings" w:hint="default"/>
+        <w:sz w:val="20"/>
+      </w:rPr>
+    </w:lvl>
+    <w:lvl w:ilvl="3" w:tentative="1">
+      <w:start w:val="1"/>
+      <w:numFmt w:val="bullet"/>
+      <w:lvlText w:val=""/>
+      <w:lvlJc w:val="left"/>
+      <w:pPr>
+        <w:tabs>
+          <w:tab w:val="num" w:pos="2880"/>
+        </w:tabs>
+        <w:ind w:left="2880" w:hanging="360"/>
+      </w:pPr>
+      <w:rPr>
+        <w:rFonts w:ascii="Wingdings" w:hAnsi="Wingdings" w:hint="default"/>
+        <w:sz w:val="20"/>
+      </w:rPr>
+    </w:lvl>
+    <w:lvl w:ilvl="4" w:tentative="1">
+      <w:start w:val="1"/>
+      <w:numFmt w:val="bullet"/>
+      <w:lvlText w:val=""/>
+      <w:lvlJc w:val="left"/>
+      <w:pPr>
+        <w:tabs>
+          <w:tab w:val="num" w:pos="3600"/>
+        </w:tabs>
+        <w:ind w:left="3600" w:hanging="360"/>
+      </w:pPr>
+      <w:rPr>
+        <w:rFonts w:ascii="Wingdings" w:hAnsi="Wingdings" w:hint="default"/>
+        <w:sz w:val="20"/>
+      </w:rPr>
+    </w:lvl>
+    <w:lvl w:ilvl="5" w:tentative="1">
+      <w:start w:val="1"/>
+      <w:numFmt w:val="bullet"/>
+      <w:lvlText w:val=""/>
+      <w:lvlJc w:val="left"/>
+      <w:pPr>
+        <w:tabs>
+          <w:tab w:val="num" w:pos="4320"/>
+        </w:tabs>
+        <w:ind w:left="4320" w:hanging="360"/>
+      </w:pPr>
+      <w:rPr>
+        <w:rFonts w:ascii="Wingdings" w:hAnsi="Wingdings" w:hint="default"/>
+        <w:sz w:val="20"/>
+      </w:rPr>
+    </w:lvl>
+    <w:lvl w:ilvl="6" w:tentative="1">
+      <w:start w:val="1"/>
+      <w:numFmt w:val="bullet"/>
+      <w:lvlText w:val=""/>
+      <w:lvlJc w:val="left"/>
+      <w:pPr>
+        <w:tabs>
+          <w:tab w:val="num" w:pos="5040"/>
+        </w:tabs>
+        <w:ind w:left="5040" w:hanging="360"/>
+      </w:pPr>
+      <w:rPr>
+        <w:rFonts w:ascii="Wingdings" w:hAnsi="Wingdings" w:hint="default"/>
+        <w:sz w:val="20"/>
+      </w:rPr>
+    </w:lvl>
+    <w:lvl w:ilvl="7" w:tentative="1">
+      <w:start w:val="1"/>
+      <w:numFmt w:val="bullet"/>
+      <w:lvlText w:val=""/>
+      <w:lvlJc w:val="left"/>
+      <w:pPr>
+        <w:tabs>
+          <w:tab w:val="num" w:pos="5760"/>
+        </w:tabs>
+        <w:ind w:left="5760" w:hanging="360"/>
+      </w:pPr>
+      <w:rPr>
+        <w:rFonts w:ascii="Wingdings" w:hAnsi="Wingdings" w:hint="default"/>
+        <w:sz w:val="20"/>
+      </w:rPr>
+    </w:lvl>
+    <w:lvl w:ilvl="8" w:tentative="1">
+      <w:start w:val="1"/>
+      <w:numFmt w:val="bullet"/>
+      <w:lvlText w:val=""/>
+      <w:lvlJc w:val="left"/>
+      <w:pPr>
+        <w:tabs>
+          <w:tab w:val="num" w:pos="6480"/>
+        </w:tabs>
+        <w:ind w:left="6480" w:hanging="360"/>
+      </w:pPr>
+      <w:rPr>
+        <w:rFonts w:ascii="Wingdings" w:hAnsi="Wingdings" w:hint="default"/>
+        <w:sz w:val="20"/>
+      </w:rPr>
+    </w:lvl>
+  </w:abstractNum>
+  <w:abstractNum w:abstractNumId="16" w15:restartNumberingAfterBreak="0">
     <w:nsid w:val="55166DDE"/>
     <w:multiLevelType w:val="multilevel"/>
     <w:tmpl w:val="7F2669C2"/>
@@ -2198,7 +3719,7 @@
       </w:rPr>
     </w:lvl>
   </w:abstractNum>
-  <w:abstractNum w:abstractNumId="9" w15:restartNumberingAfterBreak="0">
+  <w:abstractNum w:abstractNumId="17" w15:restartNumberingAfterBreak="0">
     <w:nsid w:val="588B260B"/>
     <w:multiLevelType w:val="multilevel"/>
     <w:tmpl w:val="63B80A8E"/>
@@ -2347,7 +3868,7 @@
       </w:rPr>
     </w:lvl>
   </w:abstractNum>
-  <w:abstractNum w:abstractNumId="10" w15:restartNumberingAfterBreak="0">
+  <w:abstractNum w:abstractNumId="18" w15:restartNumberingAfterBreak="0">
     <w:nsid w:val="60A32046"/>
     <w:multiLevelType w:val="multilevel"/>
     <w:tmpl w:val="D048D51E"/>
@@ -2496,7 +4017,156 @@
       </w:rPr>
     </w:lvl>
   </w:abstractNum>
-  <w:abstractNum w:abstractNumId="11" w15:restartNumberingAfterBreak="0">
+  <w:abstractNum w:abstractNumId="19" w15:restartNumberingAfterBreak="0">
+    <w:nsid w:val="66CE30C9"/>
+    <w:multiLevelType w:val="multilevel"/>
+    <w:tmpl w:val="87680034"/>
+    <w:lvl w:ilvl="0">
+      <w:start w:val="1"/>
+      <w:numFmt w:val="bullet"/>
+      <w:lvlText w:val=""/>
+      <w:lvlJc w:val="left"/>
+      <w:pPr>
+        <w:tabs>
+          <w:tab w:val="num" w:pos="720"/>
+        </w:tabs>
+        <w:ind w:left="720" w:hanging="360"/>
+      </w:pPr>
+      <w:rPr>
+        <w:rFonts w:ascii="Symbol" w:hAnsi="Symbol" w:hint="default"/>
+        <w:sz w:val="20"/>
+      </w:rPr>
+    </w:lvl>
+    <w:lvl w:ilvl="1" w:tentative="1">
+      <w:start w:val="1"/>
+      <w:numFmt w:val="bullet"/>
+      <w:lvlText w:val="o"/>
+      <w:lvlJc w:val="left"/>
+      <w:pPr>
+        <w:tabs>
+          <w:tab w:val="num" w:pos="1440"/>
+        </w:tabs>
+        <w:ind w:left="1440" w:hanging="360"/>
+      </w:pPr>
+      <w:rPr>
+        <w:rFonts w:ascii="Courier New" w:hAnsi="Courier New" w:hint="default"/>
+        <w:sz w:val="20"/>
+      </w:rPr>
+    </w:lvl>
+    <w:lvl w:ilvl="2" w:tentative="1">
+      <w:start w:val="1"/>
+      <w:numFmt w:val="bullet"/>
+      <w:lvlText w:val=""/>
+      <w:lvlJc w:val="left"/>
+      <w:pPr>
+        <w:tabs>
+          <w:tab w:val="num" w:pos="2160"/>
+        </w:tabs>
+        <w:ind w:left="2160" w:hanging="360"/>
+      </w:pPr>
+      <w:rPr>
+        <w:rFonts w:ascii="Wingdings" w:hAnsi="Wingdings" w:hint="default"/>
+        <w:sz w:val="20"/>
+      </w:rPr>
+    </w:lvl>
+    <w:lvl w:ilvl="3" w:tentative="1">
+      <w:start w:val="1"/>
+      <w:numFmt w:val="bullet"/>
+      <w:lvlText w:val=""/>
+      <w:lvlJc w:val="left"/>
+      <w:pPr>
+        <w:tabs>
+          <w:tab w:val="num" w:pos="2880"/>
+        </w:tabs>
+        <w:ind w:left="2880" w:hanging="360"/>
+      </w:pPr>
+      <w:rPr>
+        <w:rFonts w:ascii="Wingdings" w:hAnsi="Wingdings" w:hint="default"/>
+        <w:sz w:val="20"/>
+      </w:rPr>
+    </w:lvl>
+    <w:lvl w:ilvl="4" w:tentative="1">
+      <w:start w:val="1"/>
+      <w:numFmt w:val="bullet"/>
+      <w:lvlText w:val=""/>
+      <w:lvlJc w:val="left"/>
+      <w:pPr>
+        <w:tabs>
+          <w:tab w:val="num" w:pos="3600"/>
+        </w:tabs>
+        <w:ind w:left="3600" w:hanging="360"/>
+      </w:pPr>
+      <w:rPr>
+        <w:rFonts w:ascii="Wingdings" w:hAnsi="Wingdings" w:hint="default"/>
+        <w:sz w:val="20"/>
+      </w:rPr>
+    </w:lvl>
+    <w:lvl w:ilvl="5" w:tentative="1">
+      <w:start w:val="1"/>
+      <w:numFmt w:val="bullet"/>
+      <w:lvlText w:val=""/>
+      <w:lvlJc w:val="left"/>
+      <w:pPr>
+        <w:tabs>
+          <w:tab w:val="num" w:pos="4320"/>
+        </w:tabs>
+        <w:ind w:left="4320" w:hanging="360"/>
+      </w:pPr>
+      <w:rPr>
+        <w:rFonts w:ascii="Wingdings" w:hAnsi="Wingdings" w:hint="default"/>
+        <w:sz w:val="20"/>
+      </w:rPr>
+    </w:lvl>
+    <w:lvl w:ilvl="6" w:tentative="1">
+      <w:start w:val="1"/>
+      <w:numFmt w:val="bullet"/>
+      <w:lvlText w:val=""/>
+      <w:lvlJc w:val="left"/>
+      <w:pPr>
+        <w:tabs>
+          <w:tab w:val="num" w:pos="5040"/>
+        </w:tabs>
+        <w:ind w:left="5040" w:hanging="360"/>
+      </w:pPr>
+      <w:rPr>
+        <w:rFonts w:ascii="Wingdings" w:hAnsi="Wingdings" w:hint="default"/>
+        <w:sz w:val="20"/>
+      </w:rPr>
+    </w:lvl>
+    <w:lvl w:ilvl="7" w:tentative="1">
+      <w:start w:val="1"/>
+      <w:numFmt w:val="bullet"/>
+      <w:lvlText w:val=""/>
+      <w:lvlJc w:val="left"/>
+      <w:pPr>
+        <w:tabs>
+          <w:tab w:val="num" w:pos="5760"/>
+        </w:tabs>
+        <w:ind w:left="5760" w:hanging="360"/>
+      </w:pPr>
+      <w:rPr>
+        <w:rFonts w:ascii="Wingdings" w:hAnsi="Wingdings" w:hint="default"/>
+        <w:sz w:val="20"/>
+      </w:rPr>
+    </w:lvl>
+    <w:lvl w:ilvl="8" w:tentative="1">
+      <w:start w:val="1"/>
+      <w:numFmt w:val="bullet"/>
+      <w:lvlText w:val=""/>
+      <w:lvlJc w:val="left"/>
+      <w:pPr>
+        <w:tabs>
+          <w:tab w:val="num" w:pos="6480"/>
+        </w:tabs>
+        <w:ind w:left="6480" w:hanging="360"/>
+      </w:pPr>
+      <w:rPr>
+        <w:rFonts w:ascii="Wingdings" w:hAnsi="Wingdings" w:hint="default"/>
+        <w:sz w:val="20"/>
+      </w:rPr>
+    </w:lvl>
+  </w:abstractNum>
+  <w:abstractNum w:abstractNumId="20" w15:restartNumberingAfterBreak="0">
     <w:nsid w:val="68891286"/>
     <w:multiLevelType w:val="multilevel"/>
     <w:tmpl w:val="B62A069C"/>
@@ -2646,40 +4316,67 @@
     </w:lvl>
   </w:abstractNum>
   <w:num w:numId="1" w16cid:durableId="662391741">
-    <w:abstractNumId w:val="3"/>
+    <w:abstractNumId w:val="9"/>
   </w:num>
   <w:num w:numId="2" w16cid:durableId="339284346">
-    <w:abstractNumId w:val="9"/>
+    <w:abstractNumId w:val="17"/>
   </w:num>
   <w:num w:numId="3" w16cid:durableId="718751133">
-    <w:abstractNumId w:val="2"/>
+    <w:abstractNumId w:val="7"/>
   </w:num>
   <w:num w:numId="4" w16cid:durableId="1414934849">
-    <w:abstractNumId w:val="8"/>
+    <w:abstractNumId w:val="16"/>
   </w:num>
   <w:num w:numId="5" w16cid:durableId="1092508974">
+    <w:abstractNumId w:val="13"/>
+  </w:num>
+  <w:num w:numId="6" w16cid:durableId="866679874">
+    <w:abstractNumId w:val="10"/>
+  </w:num>
+  <w:num w:numId="7" w16cid:durableId="1268276615">
     <w:abstractNumId w:val="6"/>
   </w:num>
-  <w:num w:numId="6" w16cid:durableId="866679874">
-    <w:abstractNumId w:val="4"/>
-  </w:num>
-  <w:num w:numId="7" w16cid:durableId="1268276615">
-    <w:abstractNumId w:val="1"/>
-  </w:num>
   <w:num w:numId="8" w16cid:durableId="1194810582">
-    <w:abstractNumId w:val="10"/>
+    <w:abstractNumId w:val="18"/>
   </w:num>
   <w:num w:numId="9" w16cid:durableId="933977903">
-    <w:abstractNumId w:val="5"/>
+    <w:abstractNumId w:val="11"/>
   </w:num>
   <w:num w:numId="10" w16cid:durableId="2047757041">
-    <w:abstractNumId w:val="11"/>
+    <w:abstractNumId w:val="20"/>
   </w:num>
   <w:num w:numId="11" w16cid:durableId="665323460">
-    <w:abstractNumId w:val="7"/>
+    <w:abstractNumId w:val="14"/>
   </w:num>
   <w:num w:numId="12" w16cid:durableId="1499223910">
     <w:abstractNumId w:val="0"/>
+  </w:num>
+  <w:num w:numId="13" w16cid:durableId="600260465">
+    <w:abstractNumId w:val="8"/>
+  </w:num>
+  <w:num w:numId="14" w16cid:durableId="989408829">
+    <w:abstractNumId w:val="2"/>
+  </w:num>
+  <w:num w:numId="15" w16cid:durableId="1084759273">
+    <w:abstractNumId w:val="3"/>
+  </w:num>
+  <w:num w:numId="16" w16cid:durableId="1083070364">
+    <w:abstractNumId w:val="12"/>
+  </w:num>
+  <w:num w:numId="17" w16cid:durableId="1814828137">
+    <w:abstractNumId w:val="15"/>
+  </w:num>
+  <w:num w:numId="18" w16cid:durableId="1765149793">
+    <w:abstractNumId w:val="5"/>
+  </w:num>
+  <w:num w:numId="19" w16cid:durableId="572815852">
+    <w:abstractNumId w:val="1"/>
+  </w:num>
+  <w:num w:numId="20" w16cid:durableId="1512641335">
+    <w:abstractNumId w:val="4"/>
+  </w:num>
+  <w:num w:numId="21" w16cid:durableId="379672906">
+    <w:abstractNumId w:val="19"/>
   </w:num>
 </w:numbering>
 </file>
